--- a/internal_doc/03.开发设计/CI/CI支持TPC-C性能测试方案设计.docx
+++ b/internal_doc/03.开发设计/CI/CI支持TPC-C性能测试方案设计.docx
@@ -369,6 +369,11 @@
       </w:r>
     </w:p>
     <w:p>
+      <w:pPr>
+        <w:rPr>
+          <w:rFonts w:hint="eastAsia"/>
+        </w:rPr>
+      </w:pPr>
       <w:r>
         <w:rPr>
           <w:rFonts w:hint="eastAsia"/>
@@ -385,154 +390,360 @@
         <w:rPr>
           <w:rFonts w:hint="eastAsia"/>
         </w:rPr>
-        <w:t>自动安装部署最新的</w:t>
-      </w:r>
-      <w:r>
-        <w:rPr>
-          <w:rFonts w:hint="eastAsia"/>
-        </w:rPr>
-        <w:t>sequoiadb</w:t>
-      </w:r>
-      <w:r>
-        <w:rPr>
-          <w:rFonts w:hint="eastAsia"/>
-        </w:rPr>
-        <w:t>和</w:t>
-      </w:r>
-      <w:r>
-        <w:rPr>
-          <w:rFonts w:hint="eastAsia"/>
-        </w:rPr>
-        <w:t>sequoiasql (pg)</w:t>
-      </w:r>
-      <w:r>
-        <w:rPr>
-          <w:rFonts w:hint="eastAsia"/>
-        </w:rPr>
-        <w:t>，执行性能测试，最后生成性能详情报告和历史走势图。</w:t>
-      </w:r>
-    </w:p>
-    <w:p/>
-    <w:p>
-      <w:pPr>
-        <w:pStyle w:val="Heading2"/>
-      </w:pPr>
-      <w:r>
-        <w:rPr>
-          <w:rFonts w:hint="eastAsia"/>
-        </w:rPr>
-        <w:t xml:space="preserve">Story </w:t>
-      </w:r>
-      <w:r>
-        <w:rPr>
-          <w:rFonts w:hint="eastAsia"/>
-        </w:rPr>
-        <w:t>对外功能</w:t>
-      </w:r>
-      <w:r>
-        <w:rPr>
-          <w:rFonts w:hint="eastAsia"/>
-        </w:rPr>
-        <w:t>接口描述</w:t>
+        <w:t>通过页面设置仓库数、并发数、执行时间等性能参数，触发性</w:t>
+      </w:r>
+      <w:r>
+        <w:rPr>
+          <w:rFonts w:hint="eastAsia"/>
+        </w:rPr>
+        <w:t>能</w:t>
+      </w:r>
+      <w:r>
+        <w:rPr>
+          <w:rFonts w:hint="eastAsia"/>
+        </w:rPr>
+        <w:t>测试。</w:t>
+      </w:r>
+      <w:r>
+        <w:rPr>
+          <w:rFonts w:hint="eastAsia"/>
+        </w:rPr>
+        <w:t>测试完成后，查看到历史走势报告和性能详情报告。</w:t>
       </w:r>
     </w:p>
     <w:p>
-      <w:pPr>
-        <w:rPr>
-          <w:color w:val="00B0F0"/>
-        </w:rPr>
-      </w:pPr>
-      <w:r>
-        <w:rPr>
-          <w:rFonts w:hint="eastAsia"/>
-          <w:color w:val="00B0F0"/>
-        </w:rPr>
-        <w:t>说明</w:t>
-      </w:r>
-      <w:r>
-        <w:rPr>
-          <w:rFonts w:hint="eastAsia"/>
-          <w:color w:val="00B0F0"/>
-        </w:rPr>
-        <w:t xml:space="preserve">: </w:t>
-      </w:r>
-      <w:r>
-        <w:rPr>
-          <w:rFonts w:hint="eastAsia"/>
-          <w:color w:val="00B0F0"/>
-        </w:rPr>
-        <w:t>简单描述</w:t>
-      </w:r>
-      <w:r>
-        <w:rPr>
-          <w:rFonts w:hint="eastAsia"/>
-          <w:color w:val="00B0F0"/>
-        </w:rPr>
-        <w:t xml:space="preserve">Story </w:t>
-      </w:r>
-      <w:r>
-        <w:rPr>
-          <w:rFonts w:hint="eastAsia"/>
-          <w:color w:val="00B0F0"/>
-        </w:rPr>
-        <w:t>的对外接口</w:t>
-      </w:r>
-      <w:r>
-        <w:rPr>
-          <w:rFonts w:hint="eastAsia"/>
-          <w:color w:val="00B0F0"/>
-        </w:rPr>
-        <w:t>,</w:t>
-      </w:r>
-      <w:r>
-        <w:rPr>
-          <w:rFonts w:hint="eastAsia"/>
-          <w:color w:val="00B0F0"/>
-        </w:rPr>
-        <w:t>包括命令行</w:t>
-      </w:r>
-      <w:r>
-        <w:rPr>
-          <w:rFonts w:hint="eastAsia"/>
-          <w:color w:val="00B0F0"/>
-        </w:rPr>
-        <w:t>/</w:t>
-      </w:r>
-      <w:r>
-        <w:rPr>
-          <w:rFonts w:hint="eastAsia"/>
-          <w:color w:val="00B0F0"/>
-        </w:rPr>
-        <w:t>界面</w:t>
-      </w:r>
-      <w:r>
-        <w:rPr>
-          <w:rFonts w:hint="eastAsia"/>
-          <w:color w:val="00B0F0"/>
-        </w:rPr>
-        <w:t xml:space="preserve">, </w:t>
-      </w:r>
-      <w:r>
-        <w:rPr>
-          <w:rFonts w:hint="eastAsia"/>
-          <w:color w:val="00B0F0"/>
-        </w:rPr>
-        <w:t>客户可见配置文件的参数描述</w:t>
-      </w:r>
-      <w:r>
-        <w:rPr>
-          <w:rFonts w:hint="eastAsia"/>
-          <w:color w:val="00B0F0"/>
-        </w:rPr>
-        <w:t>;</w:t>
+      <w:r>
+        <w:rPr>
+          <w:rFonts w:hint="eastAsia"/>
+        </w:rPr>
+        <w:tab/>
+      </w:r>
+      <w:r>
+        <w:rPr>
+          <w:rFonts w:hint="eastAsia"/>
+        </w:rPr>
+        <w:tab/>
+      </w:r>
+      <w:r>
+        <w:rPr>
+          <w:rFonts w:hint="eastAsia"/>
+        </w:rPr>
+        <w:t>CI</w:t>
+      </w:r>
+      <w:r>
+        <w:rPr>
+          <w:rFonts w:hint="eastAsia"/>
+        </w:rPr>
+        <w:t>会</w:t>
+      </w:r>
+      <w:r>
+        <w:rPr>
+          <w:rFonts w:hint="eastAsia"/>
+        </w:rPr>
+        <w:t>自动从其他编译工程上，获取最新的</w:t>
+      </w:r>
+      <w:r>
+        <w:rPr>
+          <w:rFonts w:hint="eastAsia"/>
+        </w:rPr>
+        <w:t>sequoiadb</w:t>
+      </w:r>
+      <w:r>
+        <w:rPr>
+          <w:rFonts w:hint="eastAsia"/>
+        </w:rPr>
+        <w:t>和</w:t>
+      </w:r>
+      <w:r>
+        <w:rPr>
+          <w:rFonts w:hint="eastAsia"/>
+        </w:rPr>
+        <w:t>sequoiasql(pg)</w:t>
+      </w:r>
+      <w:r>
+        <w:rPr>
+          <w:rFonts w:hint="eastAsia"/>
+        </w:rPr>
+        <w:t>安装包，自动安装部署后，调用性能工具</w:t>
+      </w:r>
+      <w:r>
+        <w:rPr>
+          <w:rFonts w:hint="eastAsia"/>
+        </w:rPr>
+        <w:t>TPC-C</w:t>
+      </w:r>
+      <w:r>
+        <w:rPr>
+          <w:rFonts w:hint="eastAsia"/>
+        </w:rPr>
+        <w:t>执行测试。测试完成后，收集</w:t>
+      </w:r>
+      <w:r>
+        <w:rPr>
+          <w:rFonts w:hint="eastAsia"/>
+        </w:rPr>
+        <w:t>TPC-C</w:t>
+      </w:r>
+      <w:r>
+        <w:rPr>
+          <w:rFonts w:hint="eastAsia"/>
+        </w:rPr>
+        <w:t>生成</w:t>
+      </w:r>
+      <w:r>
+        <w:rPr>
+          <w:rFonts w:hint="eastAsia"/>
+        </w:rPr>
+        <w:t>csv</w:t>
+      </w:r>
+      <w:r>
+        <w:rPr>
+          <w:rFonts w:hint="eastAsia"/>
+        </w:rPr>
+        <w:t>数据文件生成</w:t>
+      </w:r>
+      <w:r>
+        <w:rPr>
+          <w:rFonts w:hint="eastAsia"/>
+        </w:rPr>
+        <w:t>和</w:t>
+      </w:r>
+      <w:r>
+        <w:rPr>
+          <w:rFonts w:hint="eastAsia"/>
+        </w:rPr>
+        <w:t>html</w:t>
+      </w:r>
+      <w:r>
+        <w:rPr>
+          <w:rFonts w:hint="eastAsia"/>
+        </w:rPr>
+        <w:t>文件。根据历次</w:t>
+      </w:r>
+      <w:r>
+        <w:rPr>
+          <w:rFonts w:hint="eastAsia"/>
+        </w:rPr>
+        <w:t>CI</w:t>
+      </w:r>
+      <w:r>
+        <w:rPr>
+          <w:rFonts w:hint="eastAsia"/>
+        </w:rPr>
+        <w:t>构建产生的</w:t>
+      </w:r>
+      <w:r>
+        <w:rPr>
+          <w:rFonts w:hint="eastAsia"/>
+        </w:rPr>
+        <w:t>csv</w:t>
+      </w:r>
+      <w:r>
+        <w:rPr>
+          <w:rFonts w:hint="eastAsia"/>
+        </w:rPr>
+        <w:t>数据，生成</w:t>
+      </w:r>
+      <w:r>
+        <w:rPr>
+          <w:rFonts w:hint="eastAsia"/>
+        </w:rPr>
+        <w:t>吞吐量</w:t>
+      </w:r>
+      <w:r>
+        <w:rPr>
+          <w:rFonts w:hint="eastAsia"/>
+        </w:rPr>
+        <w:t>tpmC</w:t>
+      </w:r>
+      <w:r>
+        <w:rPr>
+          <w:rFonts w:hint="eastAsia"/>
+        </w:rPr>
+        <w:t>和</w:t>
+      </w:r>
+      <w:r>
+        <w:rPr>
+          <w:rFonts w:hint="eastAsia"/>
+        </w:rPr>
+        <w:t>tpmTotal</w:t>
+      </w:r>
+      <w:r>
+        <w:rPr>
+          <w:rFonts w:hint="eastAsia"/>
+        </w:rPr>
+        <w:t>的</w:t>
+      </w:r>
+      <w:r>
+        <w:rPr>
+          <w:rFonts w:hint="eastAsia"/>
+        </w:rPr>
+        <w:t>历史走势图。根据</w:t>
+      </w:r>
+      <w:r>
+        <w:rPr>
+          <w:rFonts w:hint="eastAsia"/>
+        </w:rPr>
+        <w:t>html</w:t>
+      </w:r>
+      <w:r>
+        <w:rPr>
+          <w:rFonts w:hint="eastAsia"/>
+        </w:rPr>
+        <w:t>文件生成性能详情报告，包括运行参数、机器环境</w:t>
+      </w:r>
+      <w:r>
+        <w:rPr>
+          <w:rFonts w:hint="eastAsia"/>
+        </w:rPr>
+        <w:t>、版本信息</w:t>
+      </w:r>
+      <w:r>
+        <w:rPr>
+          <w:rFonts w:hint="eastAsia"/>
+        </w:rPr>
+        <w:t>、部署模式、系统资源</w:t>
+      </w:r>
+      <w:r>
+        <w:rPr>
+          <w:rFonts w:hint="eastAsia"/>
+        </w:rPr>
+        <w:t>使用情况、</w:t>
+      </w:r>
+      <w:r>
+        <w:rPr>
+          <w:rFonts w:hint="eastAsia"/>
+        </w:rPr>
+        <w:t>性能指标</w:t>
+      </w:r>
+      <w:r>
+        <w:rPr>
+          <w:rFonts w:hint="eastAsia"/>
+        </w:rPr>
+        <w:t>等</w:t>
+      </w:r>
+      <w:r>
+        <w:rPr>
+          <w:rFonts w:hint="eastAsia"/>
+        </w:rPr>
+        <w:t>。</w:t>
       </w:r>
     </w:p>
     <w:p>
       <w:pPr>
-        <w:rPr>
-          <w:rFonts w:hint="eastAsia"/>
-        </w:rPr>
-      </w:pPr>
+        <w:pStyle w:val="Heading2"/>
+      </w:pPr>
+      <w:r>
+        <w:rPr>
+          <w:rFonts w:hint="eastAsia"/>
+        </w:rPr>
+        <w:t xml:space="preserve">Story </w:t>
+      </w:r>
+      <w:r>
+        <w:rPr>
+          <w:rFonts w:hint="eastAsia"/>
+        </w:rPr>
+        <w:t>对外功能</w:t>
+      </w:r>
+      <w:r>
+        <w:rPr>
+          <w:rFonts w:hint="eastAsia"/>
+        </w:rPr>
+        <w:t>接口描述</w:t>
+      </w:r>
+    </w:p>
+    <w:p>
+      <w:pPr>
+        <w:rPr>
+          <w:color w:val="00B0F0"/>
+        </w:rPr>
+      </w:pPr>
+      <w:r>
+        <w:rPr>
+          <w:rFonts w:hint="eastAsia"/>
+          <w:color w:val="00B0F0"/>
+        </w:rPr>
+        <w:t>说明</w:t>
+      </w:r>
+      <w:r>
+        <w:rPr>
+          <w:rFonts w:hint="eastAsia"/>
+          <w:color w:val="00B0F0"/>
+        </w:rPr>
+        <w:t xml:space="preserve">: </w:t>
+      </w:r>
+      <w:r>
+        <w:rPr>
+          <w:rFonts w:hint="eastAsia"/>
+          <w:color w:val="00B0F0"/>
+        </w:rPr>
+        <w:t>简单描述</w:t>
+      </w:r>
+      <w:r>
+        <w:rPr>
+          <w:rFonts w:hint="eastAsia"/>
+          <w:color w:val="00B0F0"/>
+        </w:rPr>
+        <w:t xml:space="preserve">Story </w:t>
+      </w:r>
+      <w:r>
+        <w:rPr>
+          <w:rFonts w:hint="eastAsia"/>
+          <w:color w:val="00B0F0"/>
+        </w:rPr>
+        <w:t>的对外接口</w:t>
+      </w:r>
+      <w:r>
+        <w:rPr>
+          <w:rFonts w:hint="eastAsia"/>
+          <w:color w:val="00B0F0"/>
+        </w:rPr>
+        <w:t>,</w:t>
+      </w:r>
+      <w:r>
+        <w:rPr>
+          <w:rFonts w:hint="eastAsia"/>
+          <w:color w:val="00B0F0"/>
+        </w:rPr>
+        <w:t>包括命令行</w:t>
+      </w:r>
+      <w:r>
+        <w:rPr>
+          <w:rFonts w:hint="eastAsia"/>
+          <w:color w:val="00B0F0"/>
+        </w:rPr>
+        <w:t>/</w:t>
+      </w:r>
+      <w:r>
+        <w:rPr>
+          <w:rFonts w:hint="eastAsia"/>
+          <w:color w:val="00B0F0"/>
+        </w:rPr>
+        <w:t>界面</w:t>
+      </w:r>
+      <w:r>
+        <w:rPr>
+          <w:rFonts w:hint="eastAsia"/>
+          <w:color w:val="00B0F0"/>
+        </w:rPr>
+        <w:t xml:space="preserve">, </w:t>
+      </w:r>
+      <w:r>
+        <w:rPr>
+          <w:rFonts w:hint="eastAsia"/>
+          <w:color w:val="00B0F0"/>
+        </w:rPr>
+        <w:t>客户可见配置文件的参数描述</w:t>
+      </w:r>
+      <w:r>
+        <w:rPr>
+          <w:rFonts w:hint="eastAsia"/>
+          <w:color w:val="00B0F0"/>
+        </w:rPr>
+        <w:t>;</w:t>
+      </w:r>
+    </w:p>
+    <w:p>
       <w:r>
         <w:rPr>
           <w:rFonts w:hint="eastAsia"/>
@@ -736,63 +947,50 @@
             <w:tcW w:w="1276" w:type="dxa"/>
           </w:tcPr>
           <w:p>
-            <w:pPr>
+            <w:r>
               <w:rPr>
                 <w:rFonts w:hint="eastAsia"/>
               </w:rPr>
-            </w:pPr>
+              <w:t>10</w:t>
+            </w:r>
+          </w:p>
+          <w:p>
             <w:r>
               <w:rPr>
                 <w:rFonts w:hint="eastAsia"/>
               </w:rPr>
-              <w:t>10</w:t>
-            </w:r>
-          </w:p>
-          <w:p>
-            <w:pPr>
+              <w:t>8000</w:t>
+            </w:r>
+          </w:p>
+          <w:p>
+            <w:r>
               <w:rPr>
                 <w:rFonts w:hint="eastAsia"/>
               </w:rPr>
-            </w:pPr>
+              <w:lastRenderedPageBreak/>
+              <w:t>19000</w:t>
+            </w:r>
+          </w:p>
+        </w:tc>
+        <w:tc>
+          <w:tcPr>
+            <w:tcW w:w="1227" w:type="dxa"/>
+          </w:tcPr>
+          <w:p>
             <w:r>
               <w:rPr>
                 <w:rFonts w:hint="eastAsia"/>
               </w:rPr>
+              <w:lastRenderedPageBreak/>
               <w:t>8000</w:t>
             </w:r>
           </w:p>
-          <w:p>
-            <w:r>
-              <w:rPr>
-                <w:rFonts w:hint="eastAsia"/>
-              </w:rPr>
-              <w:t>19000</w:t>
-            </w:r>
-          </w:p>
-        </w:tc>
-        <w:tc>
-          <w:tcPr>
-            <w:tcW w:w="1227" w:type="dxa"/>
-          </w:tcPr>
-          <w:p>
-            <w:r>
-              <w:rPr>
-                <w:rFonts w:hint="eastAsia"/>
-              </w:rPr>
-              <w:t>8000</w:t>
-            </w:r>
-          </w:p>
         </w:tc>
         <w:tc>
           <w:tcPr>
             <w:tcW w:w="3076" w:type="dxa"/>
           </w:tcPr>
           <w:p>
-            <w:pPr>
-              <w:rPr>
-                <w:rFonts w:hint="eastAsia"/>
-              </w:rPr>
-            </w:pPr>
             <w:r>
               <w:rPr>
                 <w:rFonts w:hint="eastAsia"/>
@@ -819,6 +1017,7 @@
                 <w:rFonts w:hint="eastAsia"/>
                 <w:color w:val="000000" w:themeColor="text1"/>
               </w:rPr>
+              <w:lastRenderedPageBreak/>
               <w:t>CONCURRENT_NUM</w:t>
             </w:r>
           </w:p>
@@ -828,24 +1027,35 @@
             <w:tcW w:w="1276" w:type="dxa"/>
           </w:tcPr>
           <w:p>
-            <w:pPr>
+            <w:r>
               <w:rPr>
                 <w:rFonts w:hint="eastAsia"/>
               </w:rPr>
-            </w:pPr>
+              <w:t>10</w:t>
+            </w:r>
+          </w:p>
+          <w:p>
             <w:r>
               <w:rPr>
                 <w:rFonts w:hint="eastAsia"/>
               </w:rPr>
-              <w:t>10</w:t>
-            </w:r>
-          </w:p>
-          <w:p>
-            <w:pPr>
+              <w:t>200</w:t>
+            </w:r>
+          </w:p>
+          <w:p>
+            <w:r>
               <w:rPr>
                 <w:rFonts w:hint="eastAsia"/>
               </w:rPr>
-            </w:pPr>
+              <w:t>600</w:t>
+            </w:r>
+          </w:p>
+        </w:tc>
+        <w:tc>
+          <w:tcPr>
+            <w:tcW w:w="1227" w:type="dxa"/>
+          </w:tcPr>
+          <w:p>
             <w:r>
               <w:rPr>
                 <w:rFonts w:hint="eastAsia"/>
@@ -853,38 +1063,12 @@
               <w:t>200</w:t>
             </w:r>
           </w:p>
-          <w:p>
-            <w:r>
-              <w:rPr>
-                <w:rFonts w:hint="eastAsia"/>
-              </w:rPr>
-              <w:t>600</w:t>
-            </w:r>
-          </w:p>
-        </w:tc>
-        <w:tc>
-          <w:tcPr>
-            <w:tcW w:w="1227" w:type="dxa"/>
-          </w:tcPr>
-          <w:p>
-            <w:r>
-              <w:rPr>
-                <w:rFonts w:hint="eastAsia"/>
-              </w:rPr>
-              <w:t>200</w:t>
-            </w:r>
-          </w:p>
         </w:tc>
         <w:tc>
           <w:tcPr>
             <w:tcW w:w="3076" w:type="dxa"/>
           </w:tcPr>
           <w:p>
-            <w:pPr>
-              <w:rPr>
-                <w:rFonts w:hint="eastAsia"/>
-              </w:rPr>
-            </w:pPr>
             <w:r>
               <w:rPr>
                 <w:rFonts w:hint="eastAsia"/>
@@ -911,7 +1095,6 @@
                 <w:rFonts w:hint="eastAsia"/>
                 <w:color w:val="000000" w:themeColor="text1"/>
               </w:rPr>
-              <w:lastRenderedPageBreak/>
               <w:t>RUN_TIME</w:t>
             </w:r>
           </w:p>
@@ -921,11 +1104,6 @@
             <w:tcW w:w="1276" w:type="dxa"/>
           </w:tcPr>
           <w:p>
-            <w:pPr>
-              <w:rPr>
-                <w:rFonts w:hint="eastAsia"/>
-              </w:rPr>
-            </w:pPr>
             <w:r>
               <w:rPr>
                 <w:rFonts w:hint="eastAsia"/>
@@ -977,11 +1155,6 @@
       </w:tr>
     </w:tbl>
     <w:p>
-      <w:pPr>
-        <w:rPr>
-          <w:rFonts w:hint="eastAsia"/>
-        </w:rPr>
-      </w:pPr>
       <w:r>
         <w:rPr>
           <w:rFonts w:hint="eastAsia"/>
@@ -997,9 +1170,6 @@
           <w:numId w:val="20"/>
         </w:numPr>
         <w:ind w:firstLineChars="0"/>
-        <w:rPr>
-          <w:rFonts w:hint="eastAsia"/>
-        </w:rPr>
       </w:pPr>
       <w:r>
         <w:rPr>
@@ -1052,9 +1222,6 @@
           <w:numId w:val="20"/>
         </w:numPr>
         <w:ind w:firstLineChars="0"/>
-        <w:rPr>
-          <w:rFonts w:hint="eastAsia"/>
-        </w:rPr>
       </w:pPr>
       <w:r>
         <w:rPr>
@@ -1079,9 +1246,6 @@
           <w:numId w:val="20"/>
         </w:numPr>
         <w:ind w:firstLineChars="0"/>
-        <w:rPr>
-          <w:rFonts w:hint="eastAsia"/>
-        </w:rPr>
       </w:pPr>
       <w:r>
         <w:rPr>
@@ -1146,9 +1310,6 @@
           <w:numId w:val="20"/>
         </w:numPr>
         <w:ind w:firstLineChars="0"/>
-        <w:rPr>
-          <w:rFonts w:hint="eastAsia"/>
-        </w:rPr>
       </w:pPr>
       <w:r>
         <w:rPr>
@@ -1213,9 +1374,6 @@
           <w:numId w:val="20"/>
         </w:numPr>
         <w:ind w:firstLineChars="0"/>
-        <w:rPr>
-          <w:rFonts w:hint="eastAsia"/>
-        </w:rPr>
       </w:pPr>
       <w:r>
         <w:rPr>
@@ -1455,6 +1613,7 @@
         <w:rPr>
           <w:rFonts w:hint="eastAsia"/>
         </w:rPr>
+        <w:lastRenderedPageBreak/>
         <w:t>2.1</w:t>
       </w:r>
       <w:r>
@@ -1650,15 +1809,20 @@
       </w:r>
     </w:p>
     <w:p>
+      <w:pPr>
+        <w:rPr>
+          <w:rFonts w:hint="eastAsia"/>
+        </w:rPr>
+      </w:pPr>
       <w:r>
         <w:rPr>
           <w:noProof/>
         </w:rPr>
         <w:drawing>
           <wp:inline distT="0" distB="0" distL="0" distR="0">
-            <wp:extent cx="4846955" cy="3265170"/>
-            <wp:effectExtent l="19050" t="0" r="0" b="0"/>
-            <wp:docPr id="8" name="Picture 8"/>
+            <wp:extent cx="4964430" cy="3635375"/>
+            <wp:effectExtent l="19050" t="0" r="7620" b="0"/>
+            <wp:docPr id="1" name="Picture 1"/>
             <wp:cNvGraphicFramePr>
               <a:graphicFrameLocks xmlns:a="http://schemas.openxmlformats.org/drawingml/2006/main" noChangeAspect="1"/>
             </wp:cNvGraphicFramePr>
@@ -1666,7 +1830,7 @@
               <a:graphicData uri="http://schemas.openxmlformats.org/drawingml/2006/picture">
                 <pic:pic xmlns:pic="http://schemas.openxmlformats.org/drawingml/2006/picture">
                   <pic:nvPicPr>
-                    <pic:cNvPr id="0" name="Picture 8"/>
+                    <pic:cNvPr id="0" name="Picture 1"/>
                     <pic:cNvPicPr>
                       <a:picLocks noChangeAspect="1" noChangeArrowheads="1"/>
                     </pic:cNvPicPr>
@@ -1681,7 +1845,7 @@
                   <pic:spPr bwMode="auto">
                     <a:xfrm>
                       <a:off x="0" y="0"/>
-                      <a:ext cx="4846955" cy="3265170"/>
+                      <a:ext cx="4964430" cy="3635375"/>
                     </a:xfrm>
                     <a:prstGeom prst="rect">
                       <a:avLst/>
@@ -1700,8 +1864,61 @@
           </wp:inline>
         </w:drawing>
       </w:r>
-      <w:r>
-        <w:t xml:space="preserve"> </w:t>
+    </w:p>
+    <w:p>
+      <w:r>
+        <w:rPr>
+          <w:rFonts w:hint="eastAsia"/>
+        </w:rPr>
+        <w:tab/>
+      </w:r>
+      <w:r>
+        <w:rPr>
+          <w:rFonts w:hint="eastAsia"/>
+        </w:rPr>
+        <w:tab/>
+      </w:r>
+      <w:r>
+        <w:rPr>
+          <w:rFonts w:hint="eastAsia"/>
+        </w:rPr>
+        <w:t>在一台测试机器上执行</w:t>
+      </w:r>
+      <w:r>
+        <w:rPr>
+          <w:rFonts w:hint="eastAsia"/>
+        </w:rPr>
+        <w:t>Python</w:t>
+      </w:r>
+      <w:r>
+        <w:rPr>
+          <w:rFonts w:hint="eastAsia"/>
+        </w:rPr>
+        <w:t>脚本，</w:t>
+      </w:r>
+      <w:r>
+        <w:rPr>
+          <w:rFonts w:hint="eastAsia"/>
+        </w:rPr>
+        <w:t>Python</w:t>
+      </w:r>
+      <w:r>
+        <w:rPr>
+          <w:rFonts w:hint="eastAsia"/>
+        </w:rPr>
+        <w:t>脚本中会调用</w:t>
+      </w:r>
+      <w:r>
+        <w:rPr>
+          <w:rFonts w:hint="eastAsia"/>
+        </w:rPr>
+        <w:t>TPC-C</w:t>
+      </w:r>
+      <w:r>
+        <w:rPr>
+          <w:rFonts w:hint="eastAsia"/>
+        </w:rPr>
+        <w:t>工具进行测试。</w:t>
       </w:r>
     </w:p>
     <w:p>

--- a/internal_doc/03.开发设计/CI/CI支持TPC-C性能测试方案设计.docx
+++ b/internal_doc/03.开发设计/CI/CI支持TPC-C性能测试方案设计.docx
@@ -369,11 +369,6 @@
       </w:r>
     </w:p>
     <w:p>
-      <w:pPr>
-        <w:rPr>
-          <w:rFonts w:hint="eastAsia"/>
-        </w:rPr>
-      </w:pPr>
       <w:r>
         <w:rPr>
           <w:rFonts w:hint="eastAsia"/>
@@ -758,11 +753,19 @@
         </w:rPr>
         <w:tab/>
       </w:r>
+      <w:commentRangeStart w:id="0"/>
       <w:r>
         <w:rPr>
           <w:rFonts w:hint="eastAsia"/>
         </w:rPr>
         <w:t>CI</w:t>
+      </w:r>
+      <w:commentRangeEnd w:id="0"/>
+      <w:r>
+        <w:rPr>
+          <w:rStyle w:val="CommentReference"/>
+        </w:rPr>
+        <w:commentReference w:id="0"/>
       </w:r>
       <w:r>
         <w:rPr>
@@ -786,9 +789,150 @@
     <w:p>
       <w:pPr>
         <w:rPr>
-          <w:color w:val="00B0F0"/>
-        </w:rPr>
-      </w:pPr>
+          <w:rFonts w:hint="eastAsia"/>
+          <w:color w:val="000000" w:themeColor="text1"/>
+        </w:rPr>
+      </w:pPr>
+      <w:r>
+        <w:rPr>
+          <w:rFonts w:hint="eastAsia"/>
+          <w:color w:val="00B0F0"/>
+        </w:rPr>
+        <w:tab/>
+      </w:r>
+      <w:r>
+        <w:rPr>
+          <w:rFonts w:hint="eastAsia"/>
+          <w:color w:val="00B0F0"/>
+        </w:rPr>
+        <w:tab/>
+      </w:r>
+      <w:r>
+        <w:rPr>
+          <w:rFonts w:hint="eastAsia"/>
+          <w:color w:val="000000" w:themeColor="text1"/>
+        </w:rPr>
+        <w:t>性能测试需要取</w:t>
+      </w:r>
+      <w:r>
+        <w:rPr>
+          <w:rFonts w:hint="eastAsia"/>
+          <w:color w:val="000000" w:themeColor="text1"/>
+        </w:rPr>
+        <w:t>release</w:t>
+      </w:r>
+      <w:r>
+        <w:rPr>
+          <w:rFonts w:hint="eastAsia"/>
+          <w:color w:val="000000" w:themeColor="text1"/>
+        </w:rPr>
+        <w:t>包测试，</w:t>
+      </w:r>
+      <w:r>
+        <w:rPr>
+          <w:rFonts w:hint="eastAsia"/>
+          <w:color w:val="000000" w:themeColor="text1"/>
+        </w:rPr>
+        <w:t>ci</w:t>
+      </w:r>
+      <w:r>
+        <w:rPr>
+          <w:rFonts w:hint="eastAsia"/>
+          <w:color w:val="000000" w:themeColor="text1"/>
+        </w:rPr>
+        <w:t>现有工程</w:t>
+      </w:r>
+      <w:r>
+        <w:rPr>
+          <w:rFonts w:hint="eastAsia"/>
+          <w:color w:val="000000" w:themeColor="text1"/>
+        </w:rPr>
+        <w:t>compile_db_trunk</w:t>
+      </w:r>
+      <w:r>
+        <w:rPr>
+          <w:rFonts w:hint="eastAsia"/>
+          <w:color w:val="000000" w:themeColor="text1"/>
+        </w:rPr>
+        <w:t>一般是</w:t>
+      </w:r>
+      <w:r>
+        <w:rPr>
+          <w:rFonts w:hint="eastAsia"/>
+          <w:color w:val="000000" w:themeColor="text1"/>
+        </w:rPr>
+        <w:t>编译</w:t>
+      </w:r>
+      <w:r>
+        <w:rPr>
+          <w:rFonts w:hint="eastAsia"/>
+          <w:color w:val="000000" w:themeColor="text1"/>
+        </w:rPr>
+        <w:t>debug</w:t>
+      </w:r>
+      <w:r>
+        <w:rPr>
+          <w:rFonts w:hint="eastAsia"/>
+          <w:color w:val="000000" w:themeColor="text1"/>
+        </w:rPr>
+        <w:t>版本</w:t>
+      </w:r>
+      <w:r>
+        <w:rPr>
+          <w:rFonts w:hint="eastAsia"/>
+          <w:color w:val="000000" w:themeColor="text1"/>
+        </w:rPr>
+        <w:t>。另起一个工程</w:t>
+      </w:r>
+      <w:r>
+        <w:rPr>
+          <w:rFonts w:hint="eastAsia"/>
+          <w:color w:val="000000" w:themeColor="text1"/>
+        </w:rPr>
+        <w:t>compile_db_trunk_release</w:t>
+      </w:r>
+      <w:r>
+        <w:rPr>
+          <w:rFonts w:hint="eastAsia"/>
+          <w:color w:val="000000" w:themeColor="text1"/>
+        </w:rPr>
+        <w:t>专门编译</w:t>
+      </w:r>
+      <w:r>
+        <w:rPr>
+          <w:rFonts w:hint="eastAsia"/>
+          <w:color w:val="000000" w:themeColor="text1"/>
+        </w:rPr>
+        <w:t>release</w:t>
+      </w:r>
+      <w:r>
+        <w:rPr>
+          <w:rFonts w:hint="eastAsia"/>
+          <w:color w:val="000000" w:themeColor="text1"/>
+        </w:rPr>
+        <w:t>版本。</w:t>
+      </w:r>
+    </w:p>
+    <w:p>
+      <w:pPr>
+        <w:rPr>
+          <w:color w:val="000000" w:themeColor="text1"/>
+        </w:rPr>
+      </w:pPr>
+      <w:r>
+        <w:rPr>
+          <w:rFonts w:hint="eastAsia"/>
+          <w:color w:val="000000" w:themeColor="text1"/>
+        </w:rPr>
+        <w:tab/>
+      </w:r>
+      <w:r>
+        <w:rPr>
+          <w:rFonts w:hint="eastAsia"/>
+          <w:color w:val="000000" w:themeColor="text1"/>
+        </w:rPr>
+        <w:tab/>
+      </w:r>
     </w:p>
     <w:p>
       <w:pPr>
@@ -938,6 +1082,7 @@
                 <w:rFonts w:hint="eastAsia"/>
                 <w:color w:val="000000" w:themeColor="text1"/>
               </w:rPr>
+              <w:lastRenderedPageBreak/>
               <w:t>WAREHOST_NUM</w:t>
             </w:r>
           </w:p>
@@ -967,7 +1112,6 @@
               <w:rPr>
                 <w:rFonts w:hint="eastAsia"/>
               </w:rPr>
-              <w:lastRenderedPageBreak/>
               <w:t>19000</w:t>
             </w:r>
           </w:p>
@@ -981,7 +1125,6 @@
               <w:rPr>
                 <w:rFonts w:hint="eastAsia"/>
               </w:rPr>
-              <w:lastRenderedPageBreak/>
               <w:t>8000</w:t>
             </w:r>
           </w:p>
@@ -998,7 +1141,14 @@
               <w:t>仓库数</w:t>
             </w:r>
           </w:p>
-          <w:p/>
+          <w:p>
+            <w:r>
+              <w:rPr>
+                <w:rFonts w:hint="eastAsia"/>
+              </w:rPr>
+              <w:t>复选框，可取多个值</w:t>
+            </w:r>
+          </w:p>
         </w:tc>
       </w:tr>
       <w:tr>
@@ -1012,14 +1162,21 @@
                 <w:color w:val="000000" w:themeColor="text1"/>
               </w:rPr>
             </w:pPr>
+            <w:commentRangeStart w:id="1"/>
             <w:r>
               <w:rPr>
                 <w:rFonts w:hint="eastAsia"/>
                 <w:color w:val="000000" w:themeColor="text1"/>
               </w:rPr>
-              <w:lastRenderedPageBreak/>
               <w:t>CONCURRENT_NUM</w:t>
             </w:r>
+            <w:commentRangeEnd w:id="1"/>
+            <w:r>
+              <w:rPr>
+                <w:rStyle w:val="CommentReference"/>
+              </w:rPr>
+              <w:commentReference w:id="1"/>
+            </w:r>
           </w:p>
         </w:tc>
         <w:tc>
@@ -1076,7 +1233,14 @@
               <w:t>并发数</w:t>
             </w:r>
           </w:p>
-          <w:p/>
+          <w:p>
+            <w:r>
+              <w:rPr>
+                <w:rFonts w:hint="eastAsia"/>
+              </w:rPr>
+              <w:t>复选框，可取多个值</w:t>
+            </w:r>
+          </w:p>
         </w:tc>
       </w:tr>
       <w:tr>
@@ -1613,7 +1777,6 @@
         <w:rPr>
           <w:rFonts w:hint="eastAsia"/>
         </w:rPr>
-        <w:lastRenderedPageBreak/>
         <w:t>2.1</w:t>
       </w:r>
       <w:r>
@@ -1646,7 +1809,7 @@
                     </pic:cNvPicPr>
                   </pic:nvPicPr>
                   <pic:blipFill>
-                    <a:blip r:embed="rId8"/>
+                    <a:blip r:embed="rId9"/>
                     <a:srcRect/>
                     <a:stretch>
                       <a:fillRect/>
@@ -1683,7 +1846,6 @@
         <w:rPr>
           <w:rFonts w:hint="eastAsia"/>
         </w:rPr>
-        <w:lastRenderedPageBreak/>
         <w:t>2.2</w:t>
       </w:r>
       <w:r>
@@ -1717,7 +1879,7 @@
                     </pic:cNvPicPr>
                   </pic:nvPicPr>
                   <pic:blipFill>
-                    <a:blip r:embed="rId9"/>
+                    <a:blip r:embed="rId10"/>
                     <a:srcRect/>
                     <a:stretch>
                       <a:fillRect/>
@@ -1798,7 +1960,6 @@
         <w:rPr>
           <w:rFonts w:hint="eastAsia"/>
         </w:rPr>
-        <w:lastRenderedPageBreak/>
         <w:t>2.3</w:t>
       </w:r>
       <w:r>
@@ -1809,11 +1970,6 @@
       </w:r>
     </w:p>
     <w:p>
-      <w:pPr>
-        <w:rPr>
-          <w:rFonts w:hint="eastAsia"/>
-        </w:rPr>
-      </w:pPr>
       <w:r>
         <w:rPr>
           <w:noProof/>
@@ -1836,7 +1992,7 @@
                     </pic:cNvPicPr>
                   </pic:nvPicPr>
                   <pic:blipFill>
-                    <a:blip r:embed="rId10"/>
+                    <a:blip r:embed="rId11"/>
                     <a:srcRect/>
                     <a:stretch>
                       <a:fillRect/>
@@ -1991,7 +2147,7 @@
                     </pic:cNvPicPr>
                   </pic:nvPicPr>
                   <pic:blipFill>
-                    <a:blip r:embed="rId11"/>
+                    <a:blip r:embed="rId12"/>
                     <a:srcRect/>
                     <a:stretch>
                       <a:fillRect/>
@@ -2030,7 +2186,6 @@
           <w:rFonts w:hint="eastAsia"/>
           <w:noProof/>
         </w:rPr>
-        <w:lastRenderedPageBreak/>
         <w:drawing>
           <wp:inline distT="0" distB="0" distL="0" distR="0">
             <wp:extent cx="5267325" cy="2479675"/>
@@ -2049,7 +2204,7 @@
                     </pic:cNvPicPr>
                   </pic:nvPicPr>
                   <pic:blipFill>
-                    <a:blip r:embed="rId12"/>
+                    <a:blip r:embed="rId13"/>
                     <a:srcRect/>
                     <a:stretch>
                       <a:fillRect/>
@@ -2151,7 +2306,7 @@
                     </pic:cNvPicPr>
                   </pic:nvPicPr>
                   <pic:blipFill>
-                    <a:blip r:embed="rId13"/>
+                    <a:blip r:embed="rId14"/>
                     <a:srcRect/>
                     <a:stretch>
                       <a:fillRect/>
@@ -2189,7 +2344,6 @@
         <w:rPr>
           <w:noProof/>
         </w:rPr>
-        <w:lastRenderedPageBreak/>
         <w:drawing>
           <wp:inline distT="0" distB="0" distL="0" distR="0">
             <wp:extent cx="5262245" cy="2804795"/>
@@ -2208,7 +2362,7 @@
                     </pic:cNvPicPr>
                   </pic:nvPicPr>
                   <pic:blipFill>
-                    <a:blip r:embed="rId14"/>
+                    <a:blip r:embed="rId15"/>
                     <a:srcRect/>
                     <a:stretch>
                       <a:fillRect/>
@@ -2246,7 +2400,27 @@
         <w:rPr>
           <w:rFonts w:hint="eastAsia"/>
         </w:rPr>
-        <w:t>所有构建生成的数据合成一张报告。</w:t>
+        <w:t>所有构建生成的数据合成一张</w:t>
+      </w:r>
+      <w:commentRangeStart w:id="2"/>
+      <w:r>
+        <w:rPr>
+          <w:rFonts w:hint="eastAsia"/>
+        </w:rPr>
+        <w:t>报告</w:t>
+      </w:r>
+      <w:commentRangeEnd w:id="2"/>
+      <w:r>
+        <w:rPr>
+          <w:rStyle w:val="CommentReference"/>
+        </w:rPr>
+        <w:commentReference w:id="2"/>
+      </w:r>
+      <w:r>
+        <w:rPr>
+          <w:rFonts w:hint="eastAsia"/>
+        </w:rPr>
+        <w:t>。</w:t>
       </w:r>
     </w:p>
     <w:p>
@@ -3011,7 +3185,6 @@
               <w:rPr>
                 <w:rFonts w:hint="eastAsia"/>
               </w:rPr>
-              <w:lastRenderedPageBreak/>
               <w:t>sdb shell</w:t>
             </w:r>
             <w:r>
@@ -3314,6 +3487,187 @@
     </w:sectPr>
   </w:body>
 </w:document>
+</file>
+
+<file path=word/comments.xml><?xml version="1.0" encoding="utf-8"?>
+<w:comments xmlns:ve="http://schemas.openxmlformats.org/markup-compatibility/2006" xmlns:o="urn:schemas-microsoft-com:office:office" xmlns:r="http://schemas.openxmlformats.org/officeDocument/2006/relationships" xmlns:m="http://schemas.openxmlformats.org/officeDocument/2006/math" xmlns:v="urn:schemas-microsoft-com:vml" xmlns:wp="http://schemas.openxmlformats.org/drawingml/2006/wordprocessingDrawing" xmlns:w10="urn:schemas-microsoft-com:office:word" xmlns:w="http://schemas.openxmlformats.org/wordprocessingml/2006/main" xmlns:wne="http://schemas.microsoft.com/office/word/2006/wordml">
+  <w:comment w:id="0" w:author="yuting" w:date="2016-12-26T16:39:00Z" w:initials="y">
+    <w:p>
+      <w:pPr>
+        <w:pStyle w:val="CommentText"/>
+      </w:pPr>
+      <w:r>
+        <w:rPr>
+          <w:rStyle w:val="CommentReference"/>
+        </w:rPr>
+        <w:annotationRef/>
+      </w:r>
+      <w:r>
+        <w:rPr>
+          <w:rFonts w:hint="eastAsia"/>
+        </w:rPr>
+        <w:t>要取</w:t>
+      </w:r>
+      <w:r>
+        <w:rPr>
+          <w:rFonts w:hint="eastAsia"/>
+        </w:rPr>
+        <w:t>release</w:t>
+      </w:r>
+      <w:r>
+        <w:rPr>
+          <w:rFonts w:hint="eastAsia"/>
+        </w:rPr>
+        <w:t>版本</w:t>
+      </w:r>
+    </w:p>
+    <w:p>
+      <w:pPr>
+        <w:pStyle w:val="CommentText"/>
+      </w:pPr>
+      <w:r>
+        <w:rPr>
+          <w:rFonts w:hint="eastAsia"/>
+        </w:rPr>
+        <w:t>可以控制是否更新</w:t>
+      </w:r>
+      <w:r>
+        <w:rPr>
+          <w:rFonts w:hint="eastAsia"/>
+        </w:rPr>
+        <w:t>run</w:t>
+      </w:r>
+      <w:r>
+        <w:rPr>
+          <w:rFonts w:hint="eastAsia"/>
+        </w:rPr>
+        <w:t>包</w:t>
+      </w:r>
+      <w:r>
+        <w:rPr>
+          <w:rFonts w:hint="eastAsia"/>
+        </w:rPr>
+        <w:t xml:space="preserve"> </w:t>
+      </w:r>
+      <w:r>
+        <w:rPr>
+          <w:rFonts w:hint="eastAsia"/>
+        </w:rPr>
+        <w:t>另起</w:t>
+      </w:r>
+      <w:r>
+        <w:rPr>
+          <w:rFonts w:hint="eastAsia"/>
+        </w:rPr>
+        <w:t>一个工程专门编译</w:t>
+      </w:r>
+      <w:r>
+        <w:rPr>
+          <w:rFonts w:hint="eastAsia"/>
+        </w:rPr>
+        <w:t xml:space="preserve">release </w:t>
+      </w:r>
+    </w:p>
+  </w:comment>
+  <w:comment w:id="1" w:author="yuting" w:date="2016-12-26T16:27:00Z" w:initials="y">
+    <w:p>
+      <w:pPr>
+        <w:pStyle w:val="CommentText"/>
+      </w:pPr>
+      <w:r>
+        <w:rPr>
+          <w:rStyle w:val="CommentReference"/>
+        </w:rPr>
+        <w:annotationRef/>
+      </w:r>
+      <w:r>
+        <w:rPr>
+          <w:rFonts w:hint="eastAsia"/>
+        </w:rPr>
+        <w:t>选取最优并发数</w:t>
+      </w:r>
+      <w:r>
+        <w:rPr>
+          <w:rFonts w:hint="eastAsia"/>
+        </w:rPr>
+        <w:t xml:space="preserve"> 600</w:t>
+      </w:r>
+      <w:r>
+        <w:rPr>
+          <w:rFonts w:hint="eastAsia"/>
+        </w:rPr>
+        <w:t>线程太多了</w:t>
+      </w:r>
+      <w:r>
+        <w:rPr>
+          <w:rFonts w:hint="eastAsia"/>
+        </w:rPr>
+        <w:t xml:space="preserve">  </w:t>
+      </w:r>
+      <w:r>
+        <w:rPr>
+          <w:rFonts w:hint="eastAsia"/>
+        </w:rPr>
+        <w:t>可填</w:t>
+      </w:r>
+      <w:r>
+        <w:rPr>
+          <w:rFonts w:hint="eastAsia"/>
+        </w:rPr>
+        <w:t xml:space="preserve"> </w:t>
+      </w:r>
+      <w:r>
+        <w:rPr>
+          <w:rFonts w:hint="eastAsia"/>
+        </w:rPr>
+        <w:t>分号隔开多个值</w:t>
+      </w:r>
+      <w:r>
+        <w:rPr>
+          <w:rFonts w:hint="eastAsia"/>
+        </w:rPr>
+        <w:t xml:space="preserve"> </w:t>
+      </w:r>
+      <w:r>
+        <w:rPr>
+          <w:rFonts w:hint="eastAsia"/>
+        </w:rPr>
+        <w:t>默认值需要文净确认</w:t>
+      </w:r>
+    </w:p>
+  </w:comment>
+  <w:comment w:id="2" w:author="yuting" w:date="2016-12-26T15:27:00Z" w:initials="y">
+    <w:p>
+      <w:pPr>
+        <w:pStyle w:val="CommentText"/>
+      </w:pPr>
+      <w:r>
+        <w:rPr>
+          <w:rStyle w:val="CommentReference"/>
+        </w:rPr>
+        <w:annotationRef/>
+      </w:r>
+      <w:r>
+        <w:rPr>
+          <w:rFonts w:hint="eastAsia"/>
+        </w:rPr>
+        <w:t>不同参数对应不同的</w:t>
+      </w:r>
+      <w:r>
+        <w:rPr>
+          <w:rFonts w:hint="eastAsia"/>
+        </w:rPr>
+        <w:t>plot</w:t>
+      </w:r>
+      <w:r>
+        <w:rPr>
+          <w:rFonts w:hint="eastAsia"/>
+        </w:rPr>
+        <w:t>图</w:t>
+      </w:r>
+    </w:p>
+  </w:comment>
+</w:comments>
 </file>
 
 <file path=word/endnotes.xml><?xml version="1.0" encoding="utf-8"?>

--- a/internal_doc/03.开发设计/CI/CI支持TPC-C性能测试方案设计.docx
+++ b/internal_doc/03.开发设计/CI/CI支持TPC-C性能测试方案设计.docx
@@ -753,19 +753,11 @@
         </w:rPr>
         <w:tab/>
       </w:r>
-      <w:commentRangeStart w:id="0"/>
       <w:r>
         <w:rPr>
           <w:rFonts w:hint="eastAsia"/>
         </w:rPr>
         <w:t>CI</w:t>
-      </w:r>
-      <w:commentRangeEnd w:id="0"/>
-      <w:r>
-        <w:rPr>
-          <w:rStyle w:val="CommentReference"/>
-        </w:rPr>
-        <w:commentReference w:id="0"/>
       </w:r>
       <w:r>
         <w:rPr>
@@ -789,7 +781,6 @@
     <w:p>
       <w:pPr>
         <w:rPr>
-          <w:rFonts w:hint="eastAsia"/>
           <w:color w:val="000000" w:themeColor="text1"/>
         </w:rPr>
       </w:pPr>
@@ -943,6 +934,7 @@
         </w:numPr>
         <w:ind w:firstLineChars="0"/>
         <w:rPr>
+          <w:rFonts w:hint="eastAsia"/>
           <w:color w:val="000000" w:themeColor="text1"/>
         </w:rPr>
       </w:pPr>
@@ -953,6 +945,15 @@
         </w:rPr>
         <w:t>编译文档工程</w:t>
       </w:r>
+    </w:p>
+    <w:p>
+      <w:pPr>
+        <w:pStyle w:val="ListParagraph"/>
+        <w:ind w:left="777" w:firstLineChars="0" w:firstLine="0"/>
+        <w:rPr>
+          <w:color w:val="000000" w:themeColor="text1"/>
+        </w:rPr>
+      </w:pPr>
     </w:p>
     <w:p>
       <w:pPr>
@@ -1012,28 +1013,29 @@
         <w:tblLook w:val="04A0"/>
       </w:tblPr>
       <w:tblGrid>
-        <w:gridCol w:w="2456"/>
-        <w:gridCol w:w="1276"/>
-        <w:gridCol w:w="1227"/>
-        <w:gridCol w:w="3076"/>
+        <w:gridCol w:w="2173"/>
+        <w:gridCol w:w="1843"/>
+        <w:gridCol w:w="1417"/>
+        <w:gridCol w:w="2602"/>
       </w:tblGrid>
       <w:tr>
         <w:tc>
           <w:tcPr>
-            <w:tcW w:w="2456" w:type="dxa"/>
-          </w:tcPr>
-          <w:p>
-            <w:r>
-              <w:rPr>
-                <w:rFonts w:hint="eastAsia"/>
-              </w:rPr>
+            <w:tcW w:w="2173" w:type="dxa"/>
+          </w:tcPr>
+          <w:p>
+            <w:r>
+              <w:rPr>
+                <w:rFonts w:hint="eastAsia"/>
+              </w:rPr>
+              <w:lastRenderedPageBreak/>
               <w:t>参数</w:t>
             </w:r>
           </w:p>
         </w:tc>
         <w:tc>
           <w:tcPr>
-            <w:tcW w:w="1276" w:type="dxa"/>
+            <w:tcW w:w="1843" w:type="dxa"/>
           </w:tcPr>
           <w:p>
             <w:r>
@@ -1046,20 +1048,21 @@
         </w:tc>
         <w:tc>
           <w:tcPr>
-            <w:tcW w:w="1227" w:type="dxa"/>
-          </w:tcPr>
-          <w:p>
-            <w:r>
-              <w:rPr>
-                <w:rFonts w:hint="eastAsia"/>
-              </w:rPr>
-              <w:t>默认值</w:t>
-            </w:r>
-          </w:p>
-        </w:tc>
-        <w:tc>
-          <w:tcPr>
-            <w:tcW w:w="3076" w:type="dxa"/>
+            <w:tcW w:w="1417" w:type="dxa"/>
+          </w:tcPr>
+          <w:p>
+            <w:r>
+              <w:rPr>
+                <w:rFonts w:hint="eastAsia"/>
+                <w:sz w:val="18"/>
+              </w:rPr>
+              <w:t>默认</w:t>
+            </w:r>
+          </w:p>
+        </w:tc>
+        <w:tc>
+          <w:tcPr>
+            <w:tcW w:w="2602" w:type="dxa"/>
           </w:tcPr>
           <w:p>
             <w:r>
@@ -1074,79 +1077,100 @@
       <w:tr>
         <w:tc>
           <w:tcPr>
-            <w:tcW w:w="2456" w:type="dxa"/>
-          </w:tcPr>
-          <w:p>
-            <w:r>
-              <w:rPr>
-                <w:rFonts w:hint="eastAsia"/>
+            <w:tcW w:w="2173" w:type="dxa"/>
+          </w:tcPr>
+          <w:p>
+            <w:pPr>
+              <w:rPr>
+                <w:rFonts w:hint="eastAsia"/>
+                <w:sz w:val="20"/>
+              </w:rPr>
+            </w:pPr>
+            <w:r>
+              <w:rPr>
                 <w:color w:val="000000" w:themeColor="text1"/>
-              </w:rPr>
-              <w:lastRenderedPageBreak/>
-              <w:t>WAREHOST_NUM</w:t>
-            </w:r>
-          </w:p>
-        </w:tc>
-        <w:tc>
-          <w:tcPr>
-            <w:tcW w:w="1276" w:type="dxa"/>
-          </w:tcPr>
-          <w:p>
-            <w:r>
-              <w:rPr>
-                <w:rFonts w:hint="eastAsia"/>
-              </w:rPr>
-              <w:t>10</w:t>
-            </w:r>
-          </w:p>
-          <w:p>
-            <w:r>
-              <w:rPr>
-                <w:rFonts w:hint="eastAsia"/>
-              </w:rPr>
-              <w:t>8000</w:t>
-            </w:r>
-          </w:p>
-          <w:p>
-            <w:r>
-              <w:rPr>
-                <w:rFonts w:hint="eastAsia"/>
-              </w:rPr>
-              <w:t>19000</w:t>
-            </w:r>
-          </w:p>
-        </w:tc>
-        <w:tc>
-          <w:tcPr>
-            <w:tcW w:w="1227" w:type="dxa"/>
-          </w:tcPr>
-          <w:p>
-            <w:r>
-              <w:rPr>
-                <w:rFonts w:hint="eastAsia"/>
-              </w:rPr>
-              <w:t>8000</w:t>
-            </w:r>
-          </w:p>
-        </w:tc>
-        <w:tc>
-          <w:tcPr>
-            <w:tcW w:w="3076" w:type="dxa"/>
-          </w:tcPr>
-          <w:p>
-            <w:r>
-              <w:rPr>
-                <w:rFonts w:hint="eastAsia"/>
-              </w:rPr>
-              <w:t>仓库数</w:t>
-            </w:r>
-          </w:p>
-          <w:p>
-            <w:r>
-              <w:rPr>
-                <w:rFonts w:hint="eastAsia"/>
-              </w:rPr>
-              <w:t>复选框，可取多个值</w:t>
+                <w:sz w:val="20"/>
+              </w:rPr>
+              <w:t>UPDATE_DB_PACKAGE</w:t>
+            </w:r>
+          </w:p>
+        </w:tc>
+        <w:tc>
+          <w:tcPr>
+            <w:tcW w:w="1843" w:type="dxa"/>
+          </w:tcPr>
+          <w:p>
+            <w:pPr>
+              <w:rPr>
+                <w:rFonts w:hint="eastAsia"/>
+              </w:rPr>
+            </w:pPr>
+            <w:r>
+              <w:rPr>
+                <w:rFonts w:hint="eastAsia"/>
+              </w:rPr>
+              <w:t>true</w:t>
+            </w:r>
+          </w:p>
+          <w:p>
+            <w:pPr>
+              <w:rPr>
+                <w:rFonts w:hint="eastAsia"/>
+              </w:rPr>
+            </w:pPr>
+            <w:r>
+              <w:rPr>
+                <w:rFonts w:hint="eastAsia"/>
+              </w:rPr>
+              <w:t>false</w:t>
+            </w:r>
+          </w:p>
+        </w:tc>
+        <w:tc>
+          <w:tcPr>
+            <w:tcW w:w="1417" w:type="dxa"/>
+          </w:tcPr>
+          <w:p>
+            <w:pPr>
+              <w:rPr>
+                <w:rFonts w:hint="eastAsia"/>
+              </w:rPr>
+            </w:pPr>
+            <w:r>
+              <w:rPr>
+                <w:rFonts w:hint="eastAsia"/>
+              </w:rPr>
+              <w:t>true</w:t>
+            </w:r>
+          </w:p>
+        </w:tc>
+        <w:tc>
+          <w:tcPr>
+            <w:tcW w:w="2602" w:type="dxa"/>
+          </w:tcPr>
+          <w:p>
+            <w:pPr>
+              <w:rPr>
+                <w:rFonts w:hint="eastAsia"/>
+              </w:rPr>
+            </w:pPr>
+            <w:r>
+              <w:rPr>
+                <w:rFonts w:hint="eastAsia"/>
+              </w:rPr>
+              <w:t>是否更新</w:t>
+            </w:r>
+            <w:r>
+              <w:rPr>
+                <w:rFonts w:hint="eastAsia"/>
+              </w:rPr>
+              <w:t>db</w:t>
+            </w:r>
+            <w:r>
+              <w:rPr>
+                <w:rFonts w:hint="eastAsia"/>
+              </w:rPr>
+              <w:t>安装包</w:t>
             </w:r>
           </w:p>
         </w:tc>
@@ -1154,91 +1178,106 @@
       <w:tr>
         <w:tc>
           <w:tcPr>
-            <w:tcW w:w="2456" w:type="dxa"/>
+            <w:tcW w:w="2173" w:type="dxa"/>
           </w:tcPr>
           <w:p>
             <w:pPr>
               <w:rPr>
                 <w:color w:val="000000" w:themeColor="text1"/>
-              </w:rPr>
-            </w:pPr>
-            <w:commentRangeStart w:id="1"/>
-            <w:r>
-              <w:rPr>
-                <w:rFonts w:hint="eastAsia"/>
+                <w:sz w:val="20"/>
+              </w:rPr>
+            </w:pPr>
+            <w:r>
+              <w:rPr>
                 <w:color w:val="000000" w:themeColor="text1"/>
-              </w:rPr>
-              <w:t>CONCURRENT_NUM</w:t>
-            </w:r>
-            <w:commentRangeEnd w:id="1"/>
-            <w:r>
-              <w:rPr>
-                <w:rStyle w:val="CommentReference"/>
-              </w:rPr>
-              <w:commentReference w:id="1"/>
-            </w:r>
-          </w:p>
-        </w:tc>
-        <w:tc>
-          <w:tcPr>
-            <w:tcW w:w="1276" w:type="dxa"/>
-          </w:tcPr>
-          <w:p>
-            <w:r>
-              <w:rPr>
-                <w:rFonts w:hint="eastAsia"/>
-              </w:rPr>
-              <w:t>10</w:t>
-            </w:r>
-          </w:p>
-          <w:p>
-            <w:r>
-              <w:rPr>
-                <w:rFonts w:hint="eastAsia"/>
-              </w:rPr>
-              <w:t>200</w:t>
-            </w:r>
-          </w:p>
-          <w:p>
-            <w:r>
-              <w:rPr>
-                <w:rFonts w:hint="eastAsia"/>
-              </w:rPr>
-              <w:t>600</w:t>
-            </w:r>
-          </w:p>
-        </w:tc>
-        <w:tc>
-          <w:tcPr>
-            <w:tcW w:w="1227" w:type="dxa"/>
-          </w:tcPr>
-          <w:p>
-            <w:r>
-              <w:rPr>
-                <w:rFonts w:hint="eastAsia"/>
-              </w:rPr>
-              <w:t>200</w:t>
-            </w:r>
-          </w:p>
-        </w:tc>
-        <w:tc>
-          <w:tcPr>
-            <w:tcW w:w="3076" w:type="dxa"/>
-          </w:tcPr>
-          <w:p>
-            <w:r>
-              <w:rPr>
-                <w:rFonts w:hint="eastAsia"/>
-              </w:rPr>
-              <w:t>并发数</w:t>
-            </w:r>
-          </w:p>
-          <w:p>
-            <w:r>
-              <w:rPr>
-                <w:rFonts w:hint="eastAsia"/>
-              </w:rPr>
-              <w:t>复选框，可取多个值</w:t>
+                <w:sz w:val="20"/>
+              </w:rPr>
+              <w:t>UPDATE_PG_PACKAGE</w:t>
+            </w:r>
+          </w:p>
+        </w:tc>
+        <w:tc>
+          <w:tcPr>
+            <w:tcW w:w="1843" w:type="dxa"/>
+          </w:tcPr>
+          <w:p>
+            <w:pPr>
+              <w:rPr>
+                <w:rFonts w:hint="eastAsia"/>
+              </w:rPr>
+            </w:pPr>
+            <w:r>
+              <w:rPr>
+                <w:rFonts w:hint="eastAsia"/>
+              </w:rPr>
+              <w:t>true</w:t>
+            </w:r>
+          </w:p>
+          <w:p>
+            <w:pPr>
+              <w:rPr>
+                <w:rFonts w:hint="eastAsia"/>
+              </w:rPr>
+            </w:pPr>
+            <w:r>
+              <w:rPr>
+                <w:rFonts w:hint="eastAsia"/>
+              </w:rPr>
+              <w:t>false</w:t>
+            </w:r>
+          </w:p>
+        </w:tc>
+        <w:tc>
+          <w:tcPr>
+            <w:tcW w:w="1417" w:type="dxa"/>
+          </w:tcPr>
+          <w:p>
+            <w:pPr>
+              <w:rPr>
+                <w:rFonts w:hint="eastAsia"/>
+              </w:rPr>
+            </w:pPr>
+            <w:r>
+              <w:rPr>
+                <w:rFonts w:hint="eastAsia"/>
+              </w:rPr>
+              <w:t>true</w:t>
+            </w:r>
+          </w:p>
+        </w:tc>
+        <w:tc>
+          <w:tcPr>
+            <w:tcW w:w="2602" w:type="dxa"/>
+          </w:tcPr>
+          <w:p>
+            <w:pPr>
+              <w:rPr>
+                <w:rFonts w:hint="eastAsia"/>
+              </w:rPr>
+            </w:pPr>
+            <w:r>
+              <w:rPr>
+                <w:rFonts w:hint="eastAsia"/>
+              </w:rPr>
+              <w:t>是否更新</w:t>
+            </w:r>
+            <w:r>
+              <w:rPr>
+                <w:rFonts w:hint="eastAsia"/>
+              </w:rPr>
+              <w:t>pg</w:t>
+            </w:r>
+            <w:r>
+              <w:rPr>
+                <w:rFonts w:hint="eastAsia"/>
+              </w:rPr>
+              <w:t>安装</w:t>
+            </w:r>
+            <w:r>
+              <w:rPr>
+                <w:rFonts w:hint="eastAsia"/>
+              </w:rPr>
+              <w:t>包</w:t>
             </w:r>
           </w:p>
         </w:tc>
@@ -1246,18 +1285,664 @@
       <w:tr>
         <w:tc>
           <w:tcPr>
-            <w:tcW w:w="2456" w:type="dxa"/>
+            <w:tcW w:w="2173" w:type="dxa"/>
           </w:tcPr>
           <w:p>
             <w:pPr>
               <w:rPr>
                 <w:color w:val="000000" w:themeColor="text1"/>
-              </w:rPr>
-            </w:pPr>
-            <w:r>
-              <w:rPr>
-                <w:rFonts w:hint="eastAsia"/>
+                <w:sz w:val="20"/>
+              </w:rPr>
+            </w:pPr>
+            <w:r>
+              <w:rPr>
                 <w:color w:val="000000" w:themeColor="text1"/>
+                <w:sz w:val="20"/>
+              </w:rPr>
+              <w:t>SELECT_DB_PACKAGE</w:t>
+            </w:r>
+          </w:p>
+        </w:tc>
+        <w:tc>
+          <w:tcPr>
+            <w:tcW w:w="1843" w:type="dxa"/>
+          </w:tcPr>
+          <w:p>
+            <w:pPr>
+              <w:rPr>
+                <w:rFonts w:hint="eastAsia"/>
+              </w:rPr>
+            </w:pPr>
+            <w:r>
+              <w:t>compile</w:t>
+            </w:r>
+            <w:r>
+              <w:rPr>
+                <w:rFonts w:hint="eastAsia"/>
+              </w:rPr>
+              <w:t>_</w:t>
+            </w:r>
+            <w:r>
+              <w:rPr>
+                <w:rFonts w:hint="eastAsia"/>
+              </w:rPr>
+              <w:t>db_trunk_release</w:t>
+            </w:r>
+          </w:p>
+          <w:p>
+            <w:pPr>
+              <w:rPr>
+                <w:rFonts w:hint="eastAsia"/>
+              </w:rPr>
+            </w:pPr>
+            <w:r>
+              <w:t>compile</w:t>
+            </w:r>
+            <w:r>
+              <w:rPr>
+                <w:rFonts w:hint="eastAsia"/>
+              </w:rPr>
+              <w:t>_</w:t>
+            </w:r>
+            <w:r>
+              <w:rPr>
+                <w:rFonts w:hint="eastAsia"/>
+              </w:rPr>
+              <w:t>db_trunk</w:t>
+            </w:r>
+          </w:p>
+        </w:tc>
+        <w:tc>
+          <w:tcPr>
+            <w:tcW w:w="1417" w:type="dxa"/>
+          </w:tcPr>
+          <w:p>
+            <w:pPr>
+              <w:rPr>
+                <w:rFonts w:hint="eastAsia"/>
+              </w:rPr>
+            </w:pPr>
+            <w:r>
+              <w:t>compile</w:t>
+            </w:r>
+            <w:r>
+              <w:rPr>
+                <w:rFonts w:hint="eastAsia"/>
+              </w:rPr>
+              <w:t>_</w:t>
+            </w:r>
+            <w:r>
+              <w:rPr>
+                <w:rFonts w:hint="eastAsia"/>
+              </w:rPr>
+              <w:t>db_trunk_release</w:t>
+            </w:r>
+          </w:p>
+        </w:tc>
+        <w:tc>
+          <w:tcPr>
+            <w:tcW w:w="2602" w:type="dxa"/>
+          </w:tcPr>
+          <w:p>
+            <w:pPr>
+              <w:rPr>
+                <w:rFonts w:hint="eastAsia"/>
+              </w:rPr>
+            </w:pPr>
+            <w:r>
+              <w:rPr>
+                <w:rFonts w:hint="eastAsia"/>
+              </w:rPr>
+              <w:t>获取哪个工程的安装包</w:t>
+            </w:r>
+          </w:p>
+        </w:tc>
+      </w:tr>
+      <w:tr>
+        <w:tc>
+          <w:tcPr>
+            <w:tcW w:w="2173" w:type="dxa"/>
+          </w:tcPr>
+          <w:p>
+            <w:pPr>
+              <w:rPr>
+                <w:color w:val="000000" w:themeColor="text1"/>
+                <w:sz w:val="20"/>
+              </w:rPr>
+            </w:pPr>
+            <w:r>
+              <w:rPr>
+                <w:color w:val="000000" w:themeColor="text1"/>
+                <w:sz w:val="20"/>
+              </w:rPr>
+              <w:t>COMPILE_DB_BUILDID</w:t>
+            </w:r>
+          </w:p>
+        </w:tc>
+        <w:tc>
+          <w:tcPr>
+            <w:tcW w:w="1843" w:type="dxa"/>
+          </w:tcPr>
+          <w:p>
+            <w:pPr>
+              <w:rPr>
+                <w:rFonts w:hint="eastAsia"/>
+              </w:rPr>
+            </w:pPr>
+            <w:r>
+              <w:rPr>
+                <w:rFonts w:hint="eastAsia"/>
+              </w:rPr>
+              <w:t>[</w:t>
+            </w:r>
+            <w:r>
+              <w:rPr>
+                <w:rFonts w:hint="eastAsia"/>
+              </w:rPr>
+              <w:t>用户填</w:t>
+            </w:r>
+            <w:r>
+              <w:rPr>
+                <w:rFonts w:hint="eastAsia"/>
+              </w:rPr>
+              <w:t>]</w:t>
+            </w:r>
+          </w:p>
+        </w:tc>
+        <w:tc>
+          <w:tcPr>
+            <w:tcW w:w="1417" w:type="dxa"/>
+          </w:tcPr>
+          <w:p>
+            <w:pPr>
+              <w:rPr>
+                <w:rFonts w:hint="eastAsia"/>
+              </w:rPr>
+            </w:pPr>
+            <w:r>
+              <w:t>lastSuccessfulBuild</w:t>
+            </w:r>
+          </w:p>
+        </w:tc>
+        <w:tc>
+          <w:tcPr>
+            <w:tcW w:w="2602" w:type="dxa"/>
+          </w:tcPr>
+          <w:p>
+            <w:pPr>
+              <w:rPr>
+                <w:rFonts w:hint="eastAsia"/>
+              </w:rPr>
+            </w:pPr>
+            <w:r>
+              <w:rPr>
+                <w:rFonts w:hint="eastAsia"/>
+              </w:rPr>
+              <w:t>指定</w:t>
+            </w:r>
+            <w:r>
+              <w:t>compile</w:t>
+            </w:r>
+            <w:r>
+              <w:rPr>
+                <w:rFonts w:hint="eastAsia"/>
+              </w:rPr>
+              <w:t>_</w:t>
+            </w:r>
+            <w:r>
+              <w:rPr>
+                <w:rFonts w:hint="eastAsia"/>
+              </w:rPr>
+              <w:t>db_trunk</w:t>
+            </w:r>
+            <w:r>
+              <w:rPr>
+                <w:rFonts w:hint="eastAsia"/>
+              </w:rPr>
+              <w:t>的构建</w:t>
+            </w:r>
+            <w:r>
+              <w:rPr>
+                <w:rFonts w:hint="eastAsia"/>
+              </w:rPr>
+              <w:t>id</w:t>
+            </w:r>
+          </w:p>
+        </w:tc>
+      </w:tr>
+      <w:tr>
+        <w:tc>
+          <w:tcPr>
+            <w:tcW w:w="2173" w:type="dxa"/>
+          </w:tcPr>
+          <w:p>
+            <w:pPr>
+              <w:rPr>
+                <w:color w:val="000000" w:themeColor="text1"/>
+                <w:sz w:val="20"/>
+              </w:rPr>
+            </w:pPr>
+            <w:r>
+              <w:rPr>
+                <w:color w:val="000000" w:themeColor="text1"/>
+                <w:sz w:val="20"/>
+              </w:rPr>
+              <w:t>SELECT_PG_PACKAGE</w:t>
+            </w:r>
+          </w:p>
+        </w:tc>
+        <w:tc>
+          <w:tcPr>
+            <w:tcW w:w="1843" w:type="dxa"/>
+          </w:tcPr>
+          <w:p>
+            <w:pPr>
+              <w:rPr>
+                <w:rFonts w:hint="eastAsia"/>
+              </w:rPr>
+            </w:pPr>
+            <w:r>
+              <w:t>compile</w:t>
+            </w:r>
+            <w:r>
+              <w:rPr>
+                <w:rFonts w:hint="eastAsia"/>
+              </w:rPr>
+              <w:t>_</w:t>
+            </w:r>
+            <w:r>
+              <w:rPr>
+                <w:rFonts w:hint="eastAsia"/>
+              </w:rPr>
+              <w:t>pg_trunk_release</w:t>
+            </w:r>
+          </w:p>
+          <w:p>
+            <w:pPr>
+              <w:rPr>
+                <w:rFonts w:hint="eastAsia"/>
+              </w:rPr>
+            </w:pPr>
+            <w:r>
+              <w:t>compile</w:t>
+            </w:r>
+            <w:r>
+              <w:rPr>
+                <w:rFonts w:hint="eastAsia"/>
+              </w:rPr>
+              <w:t>_</w:t>
+            </w:r>
+            <w:r>
+              <w:rPr>
+                <w:rFonts w:hint="eastAsia"/>
+              </w:rPr>
+              <w:t>pg_trunk</w:t>
+            </w:r>
+          </w:p>
+        </w:tc>
+        <w:tc>
+          <w:tcPr>
+            <w:tcW w:w="1417" w:type="dxa"/>
+          </w:tcPr>
+          <w:p>
+            <w:pPr>
+              <w:rPr>
+                <w:rFonts w:hint="eastAsia"/>
+              </w:rPr>
+            </w:pPr>
+            <w:r>
+              <w:t>compile</w:t>
+            </w:r>
+            <w:r>
+              <w:rPr>
+                <w:rFonts w:hint="eastAsia"/>
+              </w:rPr>
+              <w:t>_</w:t>
+            </w:r>
+            <w:r>
+              <w:rPr>
+                <w:rFonts w:hint="eastAsia"/>
+              </w:rPr>
+              <w:t>pg_trunk_release</w:t>
+            </w:r>
+          </w:p>
+        </w:tc>
+        <w:tc>
+          <w:tcPr>
+            <w:tcW w:w="2602" w:type="dxa"/>
+          </w:tcPr>
+          <w:p>
+            <w:pPr>
+              <w:rPr>
+                <w:rFonts w:hint="eastAsia"/>
+              </w:rPr>
+            </w:pPr>
+            <w:r>
+              <w:rPr>
+                <w:rFonts w:hint="eastAsia"/>
+              </w:rPr>
+              <w:t>获取哪个工程的安装包</w:t>
+            </w:r>
+          </w:p>
+        </w:tc>
+      </w:tr>
+      <w:tr>
+        <w:tc>
+          <w:tcPr>
+            <w:tcW w:w="2173" w:type="dxa"/>
+          </w:tcPr>
+          <w:p>
+            <w:pPr>
+              <w:rPr>
+                <w:color w:val="000000" w:themeColor="text1"/>
+                <w:sz w:val="20"/>
+              </w:rPr>
+            </w:pPr>
+            <w:r>
+              <w:rPr>
+                <w:color w:val="000000" w:themeColor="text1"/>
+                <w:sz w:val="20"/>
+              </w:rPr>
+              <w:t>COMPILE_PG_BUILDID</w:t>
+            </w:r>
+          </w:p>
+        </w:tc>
+        <w:tc>
+          <w:tcPr>
+            <w:tcW w:w="1843" w:type="dxa"/>
+          </w:tcPr>
+          <w:p>
+            <w:pPr>
+              <w:rPr>
+                <w:rFonts w:hint="eastAsia"/>
+              </w:rPr>
+            </w:pPr>
+            <w:r>
+              <w:rPr>
+                <w:rFonts w:hint="eastAsia"/>
+              </w:rPr>
+              <w:t>[</w:t>
+            </w:r>
+            <w:r>
+              <w:rPr>
+                <w:rFonts w:hint="eastAsia"/>
+              </w:rPr>
+              <w:t>用户填</w:t>
+            </w:r>
+            <w:r>
+              <w:rPr>
+                <w:rFonts w:hint="eastAsia"/>
+              </w:rPr>
+              <w:t>]</w:t>
+            </w:r>
+          </w:p>
+        </w:tc>
+        <w:tc>
+          <w:tcPr>
+            <w:tcW w:w="1417" w:type="dxa"/>
+          </w:tcPr>
+          <w:p>
+            <w:pPr>
+              <w:rPr>
+                <w:rFonts w:hint="eastAsia"/>
+              </w:rPr>
+            </w:pPr>
+            <w:r>
+              <w:t>lastSuccessfulBuild</w:t>
+            </w:r>
+          </w:p>
+        </w:tc>
+        <w:tc>
+          <w:tcPr>
+            <w:tcW w:w="2602" w:type="dxa"/>
+          </w:tcPr>
+          <w:p>
+            <w:pPr>
+              <w:rPr>
+                <w:rFonts w:hint="eastAsia"/>
+              </w:rPr>
+            </w:pPr>
+            <w:r>
+              <w:rPr>
+                <w:rFonts w:hint="eastAsia"/>
+              </w:rPr>
+              <w:t>指定</w:t>
+            </w:r>
+            <w:r>
+              <w:t>compile</w:t>
+            </w:r>
+            <w:r>
+              <w:rPr>
+                <w:rFonts w:hint="eastAsia"/>
+              </w:rPr>
+              <w:t>_</w:t>
+            </w:r>
+            <w:r>
+              <w:rPr>
+                <w:rFonts w:hint="eastAsia"/>
+              </w:rPr>
+              <w:t>pg_trunk</w:t>
+            </w:r>
+            <w:r>
+              <w:rPr>
+                <w:rFonts w:hint="eastAsia"/>
+              </w:rPr>
+              <w:t>的构建</w:t>
+            </w:r>
+            <w:r>
+              <w:rPr>
+                <w:rFonts w:hint="eastAsia"/>
+              </w:rPr>
+              <w:t>id</w:t>
+            </w:r>
+          </w:p>
+        </w:tc>
+      </w:tr>
+      <w:tr>
+        <w:tc>
+          <w:tcPr>
+            <w:tcW w:w="2173" w:type="dxa"/>
+          </w:tcPr>
+          <w:p>
+            <w:pPr>
+              <w:rPr>
+                <w:sz w:val="20"/>
+              </w:rPr>
+            </w:pPr>
+            <w:r>
+              <w:rPr>
+                <w:rFonts w:hint="eastAsia"/>
+                <w:color w:val="000000" w:themeColor="text1"/>
+                <w:sz w:val="20"/>
+              </w:rPr>
+              <w:t>WAREHOST_NUM</w:t>
+            </w:r>
+          </w:p>
+        </w:tc>
+        <w:tc>
+          <w:tcPr>
+            <w:tcW w:w="1843" w:type="dxa"/>
+          </w:tcPr>
+          <w:p>
+            <w:r>
+              <w:rPr>
+                <w:rFonts w:hint="eastAsia"/>
+              </w:rPr>
+              <w:t>10</w:t>
+            </w:r>
+          </w:p>
+          <w:p>
+            <w:r>
+              <w:rPr>
+                <w:rFonts w:hint="eastAsia"/>
+              </w:rPr>
+              <w:t>8000</w:t>
+            </w:r>
+          </w:p>
+          <w:p>
+            <w:r>
+              <w:rPr>
+                <w:rFonts w:hint="eastAsia"/>
+              </w:rPr>
+              <w:t>19000</w:t>
+            </w:r>
+          </w:p>
+        </w:tc>
+        <w:tc>
+          <w:tcPr>
+            <w:tcW w:w="1417" w:type="dxa"/>
+          </w:tcPr>
+          <w:p>
+            <w:r>
+              <w:rPr>
+                <w:rFonts w:hint="eastAsia"/>
+              </w:rPr>
+              <w:t>8000</w:t>
+            </w:r>
+          </w:p>
+        </w:tc>
+        <w:tc>
+          <w:tcPr>
+            <w:tcW w:w="2602" w:type="dxa"/>
+          </w:tcPr>
+          <w:p>
+            <w:r>
+              <w:rPr>
+                <w:rFonts w:hint="eastAsia"/>
+              </w:rPr>
+              <w:t>仓库数</w:t>
+            </w:r>
+          </w:p>
+          <w:p>
+            <w:r>
+              <w:rPr>
+                <w:rFonts w:hint="eastAsia"/>
+              </w:rPr>
+              <w:t>复选框，可取多个值</w:t>
+            </w:r>
+          </w:p>
+        </w:tc>
+      </w:tr>
+      <w:tr>
+        <w:tc>
+          <w:tcPr>
+            <w:tcW w:w="2173" w:type="dxa"/>
+          </w:tcPr>
+          <w:p>
+            <w:pPr>
+              <w:rPr>
+                <w:color w:val="000000" w:themeColor="text1"/>
+                <w:sz w:val="20"/>
+              </w:rPr>
+            </w:pPr>
+            <w:r>
+              <w:rPr>
+                <w:rFonts w:hint="eastAsia"/>
+                <w:color w:val="000000" w:themeColor="text1"/>
+                <w:sz w:val="20"/>
+              </w:rPr>
+              <w:t>CONCURRENT_</w:t>
+            </w:r>
+            <w:commentRangeStart w:id="0"/>
+            <w:r>
+              <w:rPr>
+                <w:rFonts w:hint="eastAsia"/>
+                <w:color w:val="000000" w:themeColor="text1"/>
+                <w:sz w:val="20"/>
+              </w:rPr>
+              <w:t>NUM</w:t>
+            </w:r>
+            <w:commentRangeEnd w:id="0"/>
+            <w:r>
+              <w:rPr>
+                <w:rStyle w:val="CommentReference"/>
+                <w:sz w:val="20"/>
+              </w:rPr>
+              <w:commentReference w:id="0"/>
+            </w:r>
+          </w:p>
+        </w:tc>
+        <w:tc>
+          <w:tcPr>
+            <w:tcW w:w="1843" w:type="dxa"/>
+          </w:tcPr>
+          <w:p>
+            <w:r>
+              <w:rPr>
+                <w:rFonts w:hint="eastAsia"/>
+              </w:rPr>
+              <w:t>10</w:t>
+            </w:r>
+          </w:p>
+          <w:p>
+            <w:r>
+              <w:rPr>
+                <w:rFonts w:hint="eastAsia"/>
+              </w:rPr>
+              <w:t>200</w:t>
+            </w:r>
+          </w:p>
+          <w:p>
+            <w:r>
+              <w:rPr>
+                <w:rFonts w:hint="eastAsia"/>
+              </w:rPr>
+              <w:t>600</w:t>
+            </w:r>
+          </w:p>
+        </w:tc>
+        <w:tc>
+          <w:tcPr>
+            <w:tcW w:w="1417" w:type="dxa"/>
+          </w:tcPr>
+          <w:p>
+            <w:r>
+              <w:rPr>
+                <w:rFonts w:hint="eastAsia"/>
+              </w:rPr>
+              <w:t>200</w:t>
+            </w:r>
+          </w:p>
+        </w:tc>
+        <w:tc>
+          <w:tcPr>
+            <w:tcW w:w="2602" w:type="dxa"/>
+          </w:tcPr>
+          <w:p>
+            <w:r>
+              <w:rPr>
+                <w:rFonts w:hint="eastAsia"/>
+              </w:rPr>
+              <w:t>并发数</w:t>
+            </w:r>
+          </w:p>
+          <w:p>
+            <w:r>
+              <w:rPr>
+                <w:rFonts w:hint="eastAsia"/>
+              </w:rPr>
+              <w:t>复选框，可取多个值</w:t>
+            </w:r>
+          </w:p>
+        </w:tc>
+      </w:tr>
+      <w:tr>
+        <w:tc>
+          <w:tcPr>
+            <w:tcW w:w="2173" w:type="dxa"/>
+          </w:tcPr>
+          <w:p>
+            <w:pPr>
+              <w:rPr>
+                <w:color w:val="000000" w:themeColor="text1"/>
+                <w:sz w:val="20"/>
+              </w:rPr>
+            </w:pPr>
+            <w:r>
+              <w:rPr>
+                <w:rFonts w:hint="eastAsia"/>
+                <w:color w:val="000000" w:themeColor="text1"/>
+                <w:sz w:val="20"/>
               </w:rPr>
               <w:t>RUN_TIME</w:t>
             </w:r>
@@ -1265,55 +1950,116 @@
         </w:tc>
         <w:tc>
           <w:tcPr>
-            <w:tcW w:w="1276" w:type="dxa"/>
-          </w:tcPr>
-          <w:p>
-            <w:r>
-              <w:rPr>
-                <w:rFonts w:hint="eastAsia"/>
-              </w:rPr>
-              <w:t>0.5h</w:t>
-            </w:r>
-          </w:p>
-          <w:p>
-            <w:r>
-              <w:rPr>
-                <w:rFonts w:hint="eastAsia"/>
-              </w:rPr>
-              <w:t>1h</w:t>
-            </w:r>
-          </w:p>
-        </w:tc>
-        <w:tc>
-          <w:tcPr>
-            <w:tcW w:w="1227" w:type="dxa"/>
-          </w:tcPr>
-          <w:p>
-            <w:r>
-              <w:rPr>
-                <w:rFonts w:hint="eastAsia"/>
-              </w:rPr>
-              <w:t>0.5h</w:t>
-            </w:r>
-          </w:p>
-        </w:tc>
-        <w:tc>
-          <w:tcPr>
-            <w:tcW w:w="3076" w:type="dxa"/>
-          </w:tcPr>
-          <w:p>
-            <w:r>
-              <w:rPr>
-                <w:rFonts w:hint="eastAsia"/>
-              </w:rPr>
-              <w:t>事务</w:t>
-            </w:r>
-            <w:r>
-              <w:rPr>
-                <w:rFonts w:hint="eastAsia"/>
-              </w:rPr>
-              <w:t>执行时间</w:t>
-            </w:r>
+            <w:tcW w:w="1843" w:type="dxa"/>
+          </w:tcPr>
+          <w:p>
+            <w:r>
+              <w:rPr>
+                <w:rFonts w:hint="eastAsia"/>
+              </w:rPr>
+              <w:t>30</w:t>
+            </w:r>
+          </w:p>
+          <w:p>
+            <w:r>
+              <w:rPr>
+                <w:rFonts w:hint="eastAsia"/>
+              </w:rPr>
+              <w:t>60</w:t>
+            </w:r>
+          </w:p>
+        </w:tc>
+        <w:tc>
+          <w:tcPr>
+            <w:tcW w:w="1417" w:type="dxa"/>
+          </w:tcPr>
+          <w:p>
+            <w:r>
+              <w:rPr>
+                <w:rFonts w:hint="eastAsia"/>
+              </w:rPr>
+              <w:t>30</w:t>
+            </w:r>
+          </w:p>
+        </w:tc>
+        <w:tc>
+          <w:tcPr>
+            <w:tcW w:w="2602" w:type="dxa"/>
+          </w:tcPr>
+          <w:p>
+            <w:r>
+              <w:rPr>
+                <w:rFonts w:hint="eastAsia"/>
+              </w:rPr>
+              <w:t>事务执行时间</w:t>
+            </w:r>
+          </w:p>
+          <w:p>
+            <w:r>
+              <w:rPr>
+                <w:rFonts w:hint="eastAsia"/>
+              </w:rPr>
+              <w:t>单选，单位：分钟</w:t>
+            </w:r>
+          </w:p>
+        </w:tc>
+      </w:tr>
+      <w:tr>
+        <w:tc>
+          <w:tcPr>
+            <w:tcW w:w="2173" w:type="dxa"/>
+          </w:tcPr>
+          <w:p>
+            <w:pPr>
+              <w:rPr>
+                <w:rFonts w:hint="eastAsia"/>
+                <w:color w:val="000000" w:themeColor="text1"/>
+                <w:sz w:val="20"/>
+              </w:rPr>
+            </w:pPr>
+            <w:r>
+              <w:rPr>
+                <w:color w:val="000000" w:themeColor="text1"/>
+                <w:sz w:val="20"/>
+              </w:rPr>
+              <w:t>BACKUP_LOG_WHEN_FAIL</w:t>
+            </w:r>
+          </w:p>
+        </w:tc>
+        <w:tc>
+          <w:tcPr>
+            <w:tcW w:w="1843" w:type="dxa"/>
+          </w:tcPr>
+          <w:p>
+            <w:pPr>
+              <w:rPr>
+                <w:rFonts w:hint="eastAsia"/>
+              </w:rPr>
+            </w:pPr>
+          </w:p>
+        </w:tc>
+        <w:tc>
+          <w:tcPr>
+            <w:tcW w:w="1417" w:type="dxa"/>
+          </w:tcPr>
+          <w:p>
+            <w:pPr>
+              <w:rPr>
+                <w:rFonts w:hint="eastAsia"/>
+              </w:rPr>
+            </w:pPr>
+          </w:p>
+        </w:tc>
+        <w:tc>
+          <w:tcPr>
+            <w:tcW w:w="2602" w:type="dxa"/>
+          </w:tcPr>
+          <w:p>
+            <w:pPr>
+              <w:rPr>
+                <w:rFonts w:hint="eastAsia"/>
+              </w:rPr>
+            </w:pPr>
           </w:p>
         </w:tc>
       </w:tr>
@@ -1615,6 +2361,7 @@
         <w:rPr>
           <w:rFonts w:hint="eastAsia"/>
         </w:rPr>
+        <w:lastRenderedPageBreak/>
         <w:t xml:space="preserve">Story </w:t>
       </w:r>
       <w:r>
@@ -1846,6 +2593,7 @@
         <w:rPr>
           <w:rFonts w:hint="eastAsia"/>
         </w:rPr>
+        <w:lastRenderedPageBreak/>
         <w:t>2.2</w:t>
       </w:r>
       <w:r>
@@ -1858,14 +2606,13 @@
     <w:p>
       <w:r>
         <w:rPr>
-          <w:rFonts w:hint="eastAsia"/>
           <w:noProof/>
         </w:rPr>
         <w:drawing>
           <wp:inline distT="0" distB="0" distL="0" distR="0">
-            <wp:extent cx="5273040" cy="5043170"/>
+            <wp:extent cx="5273040" cy="3578860"/>
             <wp:effectExtent l="19050" t="0" r="3810" b="0"/>
-            <wp:docPr id="4" name="Picture 4"/>
+            <wp:docPr id="5" name="Picture 4"/>
             <wp:cNvGraphicFramePr>
               <a:graphicFrameLocks xmlns:a="http://schemas.openxmlformats.org/drawingml/2006/main" noChangeAspect="1"/>
             </wp:cNvGraphicFramePr>
@@ -1888,7 +2635,7 @@
                   <pic:spPr bwMode="auto">
                     <a:xfrm>
                       <a:off x="0" y="0"/>
-                      <a:ext cx="5273040" cy="5043170"/>
+                      <a:ext cx="5273040" cy="3578860"/>
                     </a:xfrm>
                     <a:prstGeom prst="rect">
                       <a:avLst/>
@@ -1909,6 +2656,11 @@
       </w:r>
     </w:p>
     <w:p>
+      <w:pPr>
+        <w:rPr>
+          <w:rFonts w:hint="eastAsia"/>
+        </w:rPr>
+      </w:pPr>
       <w:r>
         <w:rPr>
           <w:rFonts w:hint="eastAsia"/>
@@ -1925,60 +2677,252 @@
         <w:rPr>
           <w:rFonts w:hint="eastAsia"/>
         </w:rPr>
-        <w:t>sequoiadb</w:t>
-      </w:r>
-      <w:r>
-        <w:rPr>
-          <w:rFonts w:hint="eastAsia"/>
-        </w:rPr>
-        <w:t>部署方式是三机三组三节点，每台机器上</w:t>
-      </w:r>
-      <w:r>
-        <w:rPr>
-          <w:rFonts w:hint="eastAsia"/>
-        </w:rPr>
-        <w:t>各部署一个</w:t>
-      </w:r>
-      <w:r>
-        <w:rPr>
-          <w:rFonts w:hint="eastAsia"/>
-        </w:rPr>
-        <w:t>pg</w:t>
-      </w:r>
-      <w:r>
-        <w:rPr>
-          <w:rFonts w:hint="eastAsia"/>
-        </w:rPr>
-        <w:t>。</w:t>
+        <w:t>分别获取</w:t>
+      </w:r>
+      <w:r>
+        <w:rPr>
+          <w:rFonts w:hint="eastAsia"/>
+        </w:rPr>
+        <w:t>compile_db_trunk</w:t>
+      </w:r>
+      <w:r>
+        <w:rPr>
+          <w:rFonts w:hint="eastAsia"/>
+        </w:rPr>
+        <w:t>和</w:t>
+      </w:r>
+      <w:r>
+        <w:rPr>
+          <w:rFonts w:hint="eastAsia"/>
+        </w:rPr>
+        <w:t>complie_db_trunk_release</w:t>
+      </w:r>
+      <w:r>
+        <w:rPr>
+          <w:rFonts w:hint="eastAsia"/>
+        </w:rPr>
+        <w:t>的安装包，其中</w:t>
+      </w:r>
+      <w:r>
+        <w:rPr>
+          <w:rFonts w:hint="eastAsia"/>
+        </w:rPr>
+        <w:t>compile_db_trunk</w:t>
+      </w:r>
+      <w:r>
+        <w:rPr>
+          <w:rFonts w:hint="eastAsia"/>
+        </w:rPr>
+        <w:t>可以取指定构建</w:t>
+      </w:r>
+      <w:r>
+        <w:rPr>
+          <w:rFonts w:hint="eastAsia"/>
+        </w:rPr>
+        <w:t>id</w:t>
+      </w:r>
+      <w:r>
+        <w:rPr>
+          <w:rFonts w:hint="eastAsia"/>
+        </w:rPr>
+        <w:t>的安装包（通过</w:t>
+      </w:r>
+      <w:r>
+        <w:rPr>
+          <w:rFonts w:hint="eastAsia"/>
+        </w:rPr>
+        <w:t>COMPILE_DB_BUILDID</w:t>
+      </w:r>
+      <w:r>
+        <w:rPr>
+          <w:rFonts w:hint="eastAsia"/>
+        </w:rPr>
+        <w:t>参数）。通过</w:t>
+      </w:r>
+      <w:r>
+        <w:rPr>
+          <w:rFonts w:hint="eastAsia"/>
+        </w:rPr>
+        <w:t>SELECT_DB_PACKAGE</w:t>
+      </w:r>
+      <w:r>
+        <w:rPr>
+          <w:rFonts w:hint="eastAsia"/>
+        </w:rPr>
+        <w:t>从以上两个工程选择对应的安装包。</w:t>
       </w:r>
     </w:p>
     <w:p>
       <w:pPr>
-        <w:pStyle w:val="Heading4"/>
-      </w:pPr>
-      <w:r>
-        <w:rPr>
-          <w:rFonts w:hint="eastAsia"/>
-        </w:rPr>
-        <w:t>2.3</w:t>
-      </w:r>
-      <w:r>
-        <w:rPr>
-          <w:rFonts w:hint="eastAsia"/>
-        </w:rPr>
-        <w:t>执行测试</w:t>
+        <w:rPr>
+          <w:rFonts w:hint="eastAsia"/>
+        </w:rPr>
+      </w:pPr>
+      <w:r>
+        <w:rPr>
+          <w:rFonts w:hint="eastAsia"/>
+        </w:rPr>
+        <w:tab/>
+      </w:r>
+      <w:r>
+        <w:rPr>
+          <w:rFonts w:hint="eastAsia"/>
+        </w:rPr>
+        <w:tab/>
+      </w:r>
+      <w:r>
+        <w:rPr>
+          <w:rFonts w:hint="eastAsia"/>
+        </w:rPr>
+        <w:t>当</w:t>
+      </w:r>
+      <w:r>
+        <w:rPr>
+          <w:rFonts w:hint="eastAsia"/>
+        </w:rPr>
+        <w:t>UPDATE_DB_PACKAGE</w:t>
+      </w:r>
+      <w:r>
+        <w:rPr>
+          <w:rFonts w:hint="eastAsia"/>
+        </w:rPr>
+        <w:t>时，不会重新安装部署。</w:t>
       </w:r>
     </w:p>
     <w:p>
+      <w:pPr>
+        <w:rPr>
+          <w:rFonts w:hint="eastAsia"/>
+        </w:rPr>
+      </w:pPr>
+      <w:r>
+        <w:rPr>
+          <w:rFonts w:hint="eastAsia"/>
+        </w:rPr>
+        <w:tab/>
+      </w:r>
+      <w:r>
+        <w:rPr>
+          <w:rFonts w:hint="eastAsia"/>
+        </w:rPr>
+        <w:tab/>
+        <w:t>pg</w:t>
+      </w:r>
+      <w:r>
+        <w:rPr>
+          <w:rFonts w:hint="eastAsia"/>
+        </w:rPr>
+        <w:t>的取安装包的情况同</w:t>
+      </w:r>
+      <w:r>
+        <w:rPr>
+          <w:rFonts w:hint="eastAsia"/>
+        </w:rPr>
+        <w:t>db</w:t>
+      </w:r>
+      <w:r>
+        <w:rPr>
+          <w:rFonts w:hint="eastAsia"/>
+        </w:rPr>
+        <w:t>。</w:t>
+      </w:r>
+    </w:p>
+    <w:p>
+      <w:r>
+        <w:rPr>
+          <w:rFonts w:hint="eastAsia"/>
+        </w:rPr>
+        <w:tab/>
+      </w:r>
+      <w:r>
+        <w:rPr>
+          <w:rFonts w:hint="eastAsia"/>
+        </w:rPr>
+        <w:tab/>
+      </w:r>
+      <w:r>
+        <w:rPr>
+          <w:rFonts w:hint="eastAsia"/>
+        </w:rPr>
+        <w:t>se</w:t>
+      </w:r>
+      <w:r>
+        <w:rPr>
+          <w:rFonts w:hint="eastAsia"/>
+        </w:rPr>
+        <w:t>quoiadb</w:t>
+      </w:r>
+      <w:r>
+        <w:rPr>
+          <w:rFonts w:hint="eastAsia"/>
+        </w:rPr>
+        <w:t>部署方式是三机三组三节点，每台机器上</w:t>
+      </w:r>
+      <w:r>
+        <w:rPr>
+          <w:rFonts w:hint="eastAsia"/>
+        </w:rPr>
+        <w:t>各部署一个</w:t>
+      </w:r>
+      <w:r>
+        <w:rPr>
+          <w:rFonts w:hint="eastAsia"/>
+        </w:rPr>
+        <w:t>pg</w:t>
+      </w:r>
+      <w:r>
+        <w:rPr>
+          <w:rFonts w:hint="eastAsia"/>
+        </w:rPr>
+        <w:t>。</w:t>
+      </w:r>
+      <w:r>
+        <w:rPr>
+          <w:rFonts w:hint="eastAsia"/>
+        </w:rPr>
+        <w:t>另外需要第四台机器作为</w:t>
+      </w:r>
+      <w:r>
+        <w:rPr>
+          <w:rFonts w:hint="eastAsia"/>
+        </w:rPr>
+        <w:t>tpcc</w:t>
+      </w:r>
+      <w:r>
+        <w:rPr>
+          <w:rFonts w:hint="eastAsia"/>
+        </w:rPr>
+        <w:t>客户端。</w:t>
+      </w:r>
+    </w:p>
+    <w:p>
+      <w:pPr>
+        <w:pStyle w:val="Heading4"/>
+      </w:pPr>
+      <w:r>
+        <w:rPr>
+          <w:rFonts w:hint="eastAsia"/>
+        </w:rPr>
+        <w:lastRenderedPageBreak/>
+        <w:t>2.3</w:t>
+      </w:r>
+      <w:r>
+        <w:rPr>
+          <w:rFonts w:hint="eastAsia"/>
+        </w:rPr>
+        <w:t>执行测试</w:t>
+      </w:r>
+    </w:p>
+    <w:p>
       <w:r>
         <w:rPr>
           <w:noProof/>
         </w:rPr>
         <w:drawing>
           <wp:inline distT="0" distB="0" distL="0" distR="0">
-            <wp:extent cx="4964430" cy="3635375"/>
-            <wp:effectExtent l="19050" t="0" r="7620" b="0"/>
-            <wp:docPr id="1" name="Picture 1"/>
+            <wp:extent cx="5273040" cy="3786505"/>
+            <wp:effectExtent l="19050" t="0" r="3810" b="0"/>
+            <wp:docPr id="7" name="Picture 6"/>
             <wp:cNvGraphicFramePr>
               <a:graphicFrameLocks xmlns:a="http://schemas.openxmlformats.org/drawingml/2006/main" noChangeAspect="1"/>
             </wp:cNvGraphicFramePr>
@@ -1986,7 +2930,7 @@
               <a:graphicData uri="http://schemas.openxmlformats.org/drawingml/2006/picture">
                 <pic:pic xmlns:pic="http://schemas.openxmlformats.org/drawingml/2006/picture">
                   <pic:nvPicPr>
-                    <pic:cNvPr id="0" name="Picture 1"/>
+                    <pic:cNvPr id="0" name="Picture 6"/>
                     <pic:cNvPicPr>
                       <a:picLocks noChangeAspect="1" noChangeArrowheads="1"/>
                     </pic:cNvPicPr>
@@ -2001,7 +2945,7 @@
                   <pic:spPr bwMode="auto">
                     <a:xfrm>
                       <a:off x="0" y="0"/>
-                      <a:ext cx="4964430" cy="3635375"/>
+                      <a:ext cx="5273040" cy="3786505"/>
                     </a:xfrm>
                     <a:prstGeom prst="rect">
                       <a:avLst/>
@@ -2186,6 +3130,7 @@
           <w:rFonts w:hint="eastAsia"/>
           <w:noProof/>
         </w:rPr>
+        <w:lastRenderedPageBreak/>
         <w:drawing>
           <wp:inline distT="0" distB="0" distL="0" distR="0">
             <wp:extent cx="5267325" cy="2479675"/>
@@ -2344,6 +3289,7 @@
         <w:rPr>
           <w:noProof/>
         </w:rPr>
+        <w:lastRenderedPageBreak/>
         <w:drawing>
           <wp:inline distT="0" distB="0" distL="0" distR="0">
             <wp:extent cx="5262245" cy="2804795"/>
@@ -2402,19 +3348,19 @@
         </w:rPr>
         <w:t>所有构建生成的数据合成一张</w:t>
       </w:r>
-      <w:commentRangeStart w:id="2"/>
+      <w:commentRangeStart w:id="1"/>
       <w:r>
         <w:rPr>
           <w:rFonts w:hint="eastAsia"/>
         </w:rPr>
         <w:t>报告</w:t>
       </w:r>
-      <w:commentRangeEnd w:id="2"/>
+      <w:commentRangeEnd w:id="1"/>
       <w:r>
         <w:rPr>
           <w:rStyle w:val="CommentReference"/>
         </w:rPr>
-        <w:commentReference w:id="2"/>
+        <w:commentReference w:id="1"/>
       </w:r>
       <w:r>
         <w:rPr>
@@ -2552,6 +3498,12 @@
             <w:pPr>
               <w:ind w:left="0"/>
             </w:pPr>
+            <w:r>
+              <w:rPr>
+                <w:rFonts w:hint="eastAsia"/>
+              </w:rPr>
+              <w:t>1</w:t>
+            </w:r>
           </w:p>
         </w:tc>
         <w:tc>
@@ -2562,6 +3514,12 @@
             <w:pPr>
               <w:ind w:left="0"/>
             </w:pPr>
+            <w:r>
+              <w:rPr>
+                <w:rFonts w:hint="eastAsia"/>
+              </w:rPr>
+              <w:t>参数未确认</w:t>
+            </w:r>
           </w:p>
         </w:tc>
         <w:tc>
@@ -2572,6 +3530,12 @@
             <w:pPr>
               <w:ind w:left="0"/>
             </w:pPr>
+            <w:r>
+              <w:rPr>
+                <w:rFonts w:hint="eastAsia"/>
+              </w:rPr>
+              <w:t>仓库数、并发数的取值待文净确认</w:t>
+            </w:r>
           </w:p>
         </w:tc>
         <w:tc>
@@ -2594,6 +3558,12 @@
             <w:pPr>
               <w:ind w:left="0"/>
             </w:pPr>
+            <w:r>
+              <w:rPr>
+                <w:rFonts w:hint="eastAsia"/>
+              </w:rPr>
+              <w:t>2</w:t>
+            </w:r>
           </w:p>
         </w:tc>
         <w:tc>
@@ -2604,6 +3574,12 @@
             <w:pPr>
               <w:ind w:left="0"/>
             </w:pPr>
+            <w:r>
+              <w:rPr>
+                <w:rFonts w:hint="eastAsia"/>
+              </w:rPr>
+              <w:t>参数是否多选</w:t>
+            </w:r>
           </w:p>
         </w:tc>
         <w:tc>
@@ -2614,6 +3590,12 @@
             <w:pPr>
               <w:ind w:left="0"/>
             </w:pPr>
+            <w:r>
+              <w:rPr>
+                <w:rFonts w:hint="eastAsia"/>
+              </w:rPr>
+              <w:t>仓库数和并发数是否要做成多选</w:t>
+            </w:r>
           </w:p>
         </w:tc>
         <w:tc>
@@ -2624,6 +3606,84 @@
             <w:pPr>
               <w:ind w:left="0"/>
             </w:pPr>
+            <w:r>
+              <w:rPr>
+                <w:rFonts w:hint="eastAsia"/>
+              </w:rPr>
+              <w:t>根据执行时间决定</w:t>
+            </w:r>
+          </w:p>
+        </w:tc>
+      </w:tr>
+      <w:tr>
+        <w:tc>
+          <w:tcPr>
+            <w:tcW w:w="687" w:type="dxa"/>
+          </w:tcPr>
+          <w:p>
+            <w:pPr>
+              <w:ind w:left="0"/>
+              <w:rPr>
+                <w:rFonts w:hint="eastAsia"/>
+              </w:rPr>
+            </w:pPr>
+            <w:r>
+              <w:rPr>
+                <w:rFonts w:hint="eastAsia"/>
+              </w:rPr>
+              <w:t>3</w:t>
+            </w:r>
+          </w:p>
+        </w:tc>
+        <w:tc>
+          <w:tcPr>
+            <w:tcW w:w="1758" w:type="dxa"/>
+          </w:tcPr>
+          <w:p>
+            <w:pPr>
+              <w:ind w:left="0"/>
+            </w:pPr>
+            <w:r>
+              <w:rPr>
+                <w:rFonts w:hint="eastAsia"/>
+              </w:rPr>
+              <w:t>仓库数相同</w:t>
+            </w:r>
+          </w:p>
+        </w:tc>
+        <w:tc>
+          <w:tcPr>
+            <w:tcW w:w="3536" w:type="dxa"/>
+          </w:tcPr>
+          <w:p>
+            <w:pPr>
+              <w:ind w:left="0"/>
+              <w:rPr>
+                <w:rFonts w:hint="eastAsia"/>
+              </w:rPr>
+            </w:pPr>
+            <w:r>
+              <w:rPr>
+                <w:rFonts w:hint="eastAsia"/>
+              </w:rPr>
+              <w:t>仓库数相同时，不用重新灌数据</w:t>
+            </w:r>
+          </w:p>
+        </w:tc>
+        <w:tc>
+          <w:tcPr>
+            <w:tcW w:w="2184" w:type="dxa"/>
+          </w:tcPr>
+          <w:p>
+            <w:pPr>
+              <w:ind w:left="0"/>
+            </w:pPr>
+            <w:r>
+              <w:rPr>
+                <w:rFonts w:hint="eastAsia"/>
+              </w:rPr>
+              <w:t>作为以后优化</w:t>
+            </w:r>
           </w:p>
         </w:tc>
       </w:tr>
@@ -3147,6 +4207,7 @@
               <w:rPr>
                 <w:rFonts w:hint="eastAsia"/>
               </w:rPr>
+              <w:lastRenderedPageBreak/>
               <w:t>周边关联产品或模块是否通知</w:t>
             </w:r>
           </w:p>
@@ -3491,7 +4552,7 @@
 
 <file path=word/comments.xml><?xml version="1.0" encoding="utf-8"?>
 <w:comments xmlns:ve="http://schemas.openxmlformats.org/markup-compatibility/2006" xmlns:o="urn:schemas-microsoft-com:office:office" xmlns:r="http://schemas.openxmlformats.org/officeDocument/2006/relationships" xmlns:m="http://schemas.openxmlformats.org/officeDocument/2006/math" xmlns:v="urn:schemas-microsoft-com:vml" xmlns:wp="http://schemas.openxmlformats.org/drawingml/2006/wordprocessingDrawing" xmlns:w10="urn:schemas-microsoft-com:office:word" xmlns:w="http://schemas.openxmlformats.org/wordprocessingml/2006/main" xmlns:wne="http://schemas.microsoft.com/office/word/2006/wordml">
-  <w:comment w:id="0" w:author="yuting" w:date="2016-12-26T16:39:00Z" w:initials="y">
+  <w:comment w:id="0" w:author="yuting" w:date="2017-02-28T15:58:00Z" w:initials="y">
     <w:p>
       <w:pPr>
         <w:pStyle w:val="CommentText"/>
@@ -3506,137 +4567,11 @@
         <w:rPr>
           <w:rFonts w:hint="eastAsia"/>
         </w:rPr>
-        <w:t>要取</w:t>
-      </w:r>
-      <w:r>
-        <w:rPr>
-          <w:rFonts w:hint="eastAsia"/>
-        </w:rPr>
-        <w:t>release</w:t>
-      </w:r>
-      <w:r>
-        <w:rPr>
-          <w:rFonts w:hint="eastAsia"/>
-        </w:rPr>
-        <w:t>版本</w:t>
-      </w:r>
-    </w:p>
-    <w:p>
-      <w:pPr>
-        <w:pStyle w:val="CommentText"/>
-      </w:pPr>
-      <w:r>
-        <w:rPr>
-          <w:rFonts w:hint="eastAsia"/>
-        </w:rPr>
-        <w:t>可以控制是否更新</w:t>
-      </w:r>
-      <w:r>
-        <w:rPr>
-          <w:rFonts w:hint="eastAsia"/>
-        </w:rPr>
-        <w:t>run</w:t>
-      </w:r>
-      <w:r>
-        <w:rPr>
-          <w:rFonts w:hint="eastAsia"/>
-        </w:rPr>
-        <w:t>包</w:t>
-      </w:r>
-      <w:r>
-        <w:rPr>
-          <w:rFonts w:hint="eastAsia"/>
-        </w:rPr>
-        <w:t xml:space="preserve"> </w:t>
-      </w:r>
-      <w:r>
-        <w:rPr>
-          <w:rFonts w:hint="eastAsia"/>
-        </w:rPr>
-        <w:t>另起</w:t>
-      </w:r>
-      <w:r>
-        <w:rPr>
-          <w:rFonts w:hint="eastAsia"/>
-        </w:rPr>
-        <w:t>一个工程专门编译</w:t>
-      </w:r>
-      <w:r>
-        <w:rPr>
-          <w:rFonts w:hint="eastAsia"/>
-        </w:rPr>
-        <w:t xml:space="preserve">release </w:t>
+        <w:t>仓库数和并发数取值待文净确认</w:t>
       </w:r>
     </w:p>
   </w:comment>
-  <w:comment w:id="1" w:author="yuting" w:date="2016-12-26T16:27:00Z" w:initials="y">
-    <w:p>
-      <w:pPr>
-        <w:pStyle w:val="CommentText"/>
-      </w:pPr>
-      <w:r>
-        <w:rPr>
-          <w:rStyle w:val="CommentReference"/>
-        </w:rPr>
-        <w:annotationRef/>
-      </w:r>
-      <w:r>
-        <w:rPr>
-          <w:rFonts w:hint="eastAsia"/>
-        </w:rPr>
-        <w:t>选取最优并发数</w:t>
-      </w:r>
-      <w:r>
-        <w:rPr>
-          <w:rFonts w:hint="eastAsia"/>
-        </w:rPr>
-        <w:t xml:space="preserve"> 600</w:t>
-      </w:r>
-      <w:r>
-        <w:rPr>
-          <w:rFonts w:hint="eastAsia"/>
-        </w:rPr>
-        <w:t>线程太多了</w:t>
-      </w:r>
-      <w:r>
-        <w:rPr>
-          <w:rFonts w:hint="eastAsia"/>
-        </w:rPr>
-        <w:t xml:space="preserve">  </w:t>
-      </w:r>
-      <w:r>
-        <w:rPr>
-          <w:rFonts w:hint="eastAsia"/>
-        </w:rPr>
-        <w:t>可填</w:t>
-      </w:r>
-      <w:r>
-        <w:rPr>
-          <w:rFonts w:hint="eastAsia"/>
-        </w:rPr>
-        <w:t xml:space="preserve"> </w:t>
-      </w:r>
-      <w:r>
-        <w:rPr>
-          <w:rFonts w:hint="eastAsia"/>
-        </w:rPr>
-        <w:t>分号隔开多个值</w:t>
-      </w:r>
-      <w:r>
-        <w:rPr>
-          <w:rFonts w:hint="eastAsia"/>
-        </w:rPr>
-        <w:t xml:space="preserve"> </w:t>
-      </w:r>
-      <w:r>
-        <w:rPr>
-          <w:rFonts w:hint="eastAsia"/>
-        </w:rPr>
-        <w:t>默认值需要文净确认</w:t>
-      </w:r>
-    </w:p>
-  </w:comment>
-  <w:comment w:id="2" w:author="yuting" w:date="2016-12-26T15:27:00Z" w:initials="y">
+  <w:comment w:id="1" w:author="yuting" w:date="2016-12-26T15:27:00Z" w:initials="y">
     <w:p>
       <w:pPr>
         <w:pStyle w:val="CommentText"/>
